--- a/public/business-plans/logistics.docx
+++ b/public/business-plans/logistics.docx
@@ -56,7 +56,7 @@
           <w:rStyle w:val="CkCaption"/>
           <w:i/>
         </w:rPr>
-        <w:t>Это готовый образец (шаблон) бизнес-плана MoliyaHub для отрасли «Сфера услуг, транспорт и логистика». Замените текст в квадратных скобках [впишите] и примеры на данные вашего проекта, добавьте или удалите пункты по необходимости. Абзацы в рамке, отмеченные «ПРИМЕР», — иллюстрация формата ответа, а не факты о реальной компании. Финансовый план с рабочими формулами (SUM, прибыль, срок окупаемости, рентабельность) — в отдельном Excel-файле с тем же названием, который дополняет этот документ.</w:t>
+        <w:t>Это готовый образец (шаблон) бизнес-плана MoliyaHub для отрасли «Сфера услуг, транспорт и логистика». Замените текст в квадратных скобках [впишите] и примеры на данные вашего проекта, добавьте или удалите пункты по необходимости. Абзацы в рамке, отмеченные «ПРИМЕР», и раздел «Пример финансового расчёта» — иллюстрация формата и порядка величины на основе рыночных ориентиров 2025-2026 года, а не факты и не финансовая отчётность о реальной компании: перед подачей в банк или инвестору замените их на данные своего проекта. Тот же расчёт с рабочими формулами (SUM, прибыль, срок окупаемости, рентабельность), которые пересчитываются автоматически, — в отдельном Excel-файле с тем же названием, который дополняет этот документ.</w:t>
       </w:r>
     </w:p>
     <w:p>
@@ -469,13 +469,816 @@
     <w:p>
       <w:pPr>
         <w:pStyle w:val="Heading2"/>
+        <ck:id v="financial-example"/>
+      </w:pPr>
+      <w:bookmarkStart w:id="9" w:name="financial_example"/>
+      <w:r>
+        <w:t>Пример финансового расчёта</w:t>
+      </w:r>
+      <w:bookmarkEnd w:id="9"/>
+    </w:p>
+    <w:p>
+      <w:r>
+        <w:rPr>
+          <w:rStyle w:val="CkCaption"/>
+          <w:i/>
+        </w:rPr>
+        <w:t>Ниже — полностью посчитанный пример для иллюстративной компании из резюме, на основе рыночных ориентиров 2025-2026 года (аренда, зарплаты, цены на оборудование, налоги, ставки — со ссылкой на источник там, где он известен) и экспертных оценок порядка величины там, где точных данных нет (это отмечено в комментариях). Он показывает логику расчёта и реалистичный масштаб цифр — это не финансовая отчётность и не готовая заявка на кредит. Тот же расчёт с рабочими формулами — в Excel-файле с тем же названием; замените суммы там на данные своего проекта, и всё пересчитается автоматически.</w:t>
+      </w:r>
+    </w:p>
+    <w:p>
+      <w:r>
+        <w:rPr>
+          <w:b/>
+        </w:rPr>
+        <w:t>Стартовые затраты (единоразово)</w:t>
+      </w:r>
+    </w:p>
+    <w:tbl>
+      <w:tblPr>
+        <w:tblStyle w:val="CkTable"/>
+        <w:tblW w:w="0" w:type="auto"/>
+        <w:tblLayout w:type="autofit"/>
+        <w:tblLook w:firstRow="1" w:lastRow="0" w:firstColumn="0" w:lastColumn="0" w:noHBand="0" w:noVBand="1"/>
+      </w:tblPr>
+      <w:tblGrid>
+        <w:gridCol/>
+        <w:gridCol/>
+        <w:gridCol/>
+      </w:tblGrid>
+      <w:tr>
+        <w:trPr>
+          <w:tblHeader/>
+        </w:trPr>
+        <w:tc>
+          <w:tcPr/>
+          <w:p>
+            <w:r>
+              <w:rPr>
+                <w:b/>
+              </w:rPr>
+              <w:t>Статья</w:t>
+            </w:r>
+          </w:p>
+        </w:tc>
+        <w:tc>
+          <w:tcPr/>
+          <w:p>
+            <w:r>
+              <w:rPr>
+                <w:b/>
+              </w:rPr>
+              <w:t>Сумма, сум</w:t>
+            </w:r>
+          </w:p>
+        </w:tc>
+        <w:tc>
+          <w:tcPr/>
+          <w:p>
+            <w:r>
+              <w:rPr>
+                <w:b/>
+              </w:rPr>
+              <w:t>Комментарий</w:t>
+            </w:r>
+          </w:p>
+        </w:tc>
+      </w:tr>
+      <w:tr>
+        <w:tc>
+          <w:tcPr/>
+          <w:p>
+            <w:r>
+              <w:t>Транспорт</w:t>
+            </w:r>
+          </w:p>
+        </w:tc>
+        <w:tc>
+          <w:tcPr/>
+          <w:p>
+            <w:r>
+              <w:t>300 000 000</w:t>
+            </w:r>
+          </w:p>
+        </w:tc>
+        <w:tc>
+          <w:tcPr/>
+          <w:p>
+            <w:r>
+              <w:t>оценка: б/у вилочный погрузчик (~150-180 млн) + грузопассажирский фургон для фулфилмента (~140-150 млн)</w:t>
+            </w:r>
+          </w:p>
+        </w:tc>
+      </w:tr>
+      <w:tr>
+        <w:tc>
+          <w:tcPr/>
+          <w:p>
+            <w:r>
+              <w:t>Складское оборудование / стеллажи</w:t>
+            </w:r>
+          </w:p>
+        </w:tc>
+        <w:tc>
+          <w:tcPr/>
+          <w:p>
+            <w:r>
+              <w:t>550 000 000</w:t>
+            </w:r>
+          </w:p>
+        </w:tc>
+        <w:tc>
+          <w:tcPr/>
+          <w:p>
+            <w:r>
+              <w:t>оценка: паллетные стеллажи под 1500 паллето-мест, ~350-400 тыс. сум/паллетоместо с монтажом</w:t>
+            </w:r>
+          </w:p>
+        </w:tc>
+      </w:tr>
+      <w:tr>
+        <w:tc>
+          <w:tcPr/>
+          <w:p>
+            <w:r>
+              <w:t>Холодильное оборудование</w:t>
+            </w:r>
+          </w:p>
+        </w:tc>
+        <w:tc>
+          <w:tcPr/>
+          <w:p>
+            <w:r>
+              <w:t>350 000 000</w:t>
+            </w:r>
+          </w:p>
+        </w:tc>
+        <w:tc>
+          <w:tcPr/>
+          <w:p>
+            <w:r>
+              <w:t>оценка: холодильная камера (сэндвич-панели + моноблок) на часть склада под скоропортящиеся товары</w:t>
+            </w:r>
+          </w:p>
+        </w:tc>
+      </w:tr>
+      <w:tr>
+        <w:tc>
+          <w:tcPr/>
+          <w:p>
+            <w:r>
+              <w:t>Регистрация и лицензии перевозчика</w:t>
+            </w:r>
+          </w:p>
+        </w:tc>
+        <w:tc>
+          <w:tcPr/>
+          <w:p>
+            <w:r>
+              <w:t>15 000 000</w:t>
+            </w:r>
+          </w:p>
+        </w:tc>
+        <w:tc>
+          <w:tcPr/>
+          <w:p>
+            <w:r>
+              <w:t>оценка: регистрация ООО, лицензия перевозчика, сертификаты/допуски</w:t>
+            </w:r>
+          </w:p>
+        </w:tc>
+      </w:tr>
+      <w:tr>
+        <w:tc>
+          <w:tcPr/>
+          <w:p>
+            <w:r>
+              <w:t>IT-система учёта (WMS/TMS)</w:t>
+            </w:r>
+          </w:p>
+        </w:tc>
+        <w:tc>
+          <w:tcPr/>
+          <w:p>
+            <w:r>
+              <w:t>60 000 000</w:t>
+            </w:r>
+          </w:p>
+        </w:tc>
+        <w:tc>
+          <w:tcPr/>
+          <w:p>
+            <w:r>
+              <w:t>оценка: внедрение складской/транспортной системы учёта, включая первый год подписки</w:t>
+            </w:r>
+          </w:p>
+        </w:tc>
+      </w:tr>
+      <w:tr>
+        <w:tc>
+          <w:tcPr/>
+          <w:p>
+            <w:r>
+              <w:t>Оборотный капитал на старте</w:t>
+            </w:r>
+          </w:p>
+        </w:tc>
+        <w:tc>
+          <w:tcPr/>
+          <w:p>
+            <w:r>
+              <w:t>525 000 000</w:t>
+            </w:r>
+          </w:p>
+        </w:tc>
+        <w:tc>
+          <w:tcPr/>
+          <w:p>
+            <w:r>
+              <w:t>расчёт: ~3 месяца операционных расходов на период выхода на плановую загрузку</w:t>
+            </w:r>
+          </w:p>
+        </w:tc>
+      </w:tr>
+      <w:tr>
+        <w:tc>
+          <w:tcPr/>
+          <w:p>
+            <w:r>
+              <w:rPr>
+                <w:b/>
+              </w:rPr>
+              <w:t>Итого стартовые затраты</w:t>
+            </w:r>
+          </w:p>
+        </w:tc>
+        <w:tc>
+          <w:tcPr/>
+          <w:p>
+            <w:r>
+              <w:rPr>
+                <w:b/>
+              </w:rPr>
+              <w:t>1 800 000 000</w:t>
+            </w:r>
+          </w:p>
+        </w:tc>
+        <w:tc>
+          <w:tcPr/>
+          <w:p/>
+        </w:tc>
+      </w:tr>
+    </w:tbl>
+    <w:p>
+      <w:r>
+        <w:rPr>
+          <w:b/>
+        </w:rPr>
+        <w:t>Ежемесячная выручка</w:t>
+      </w:r>
+    </w:p>
+    <w:tbl>
+      <w:tblPr>
+        <w:tblStyle w:val="CkTable"/>
+        <w:tblW w:w="0" w:type="auto"/>
+        <w:tblLayout w:type="autofit"/>
+        <w:tblLook w:firstRow="1" w:lastRow="0" w:firstColumn="0" w:lastColumn="0" w:noHBand="0" w:noVBand="1"/>
+      </w:tblPr>
+      <w:tblGrid>
+        <w:gridCol/>
+        <w:gridCol/>
+        <w:gridCol/>
+      </w:tblGrid>
+      <w:tr>
+        <w:trPr>
+          <w:tblHeader/>
+        </w:trPr>
+        <w:tc>
+          <w:tcPr/>
+          <w:p>
+            <w:r>
+              <w:rPr>
+                <w:b/>
+              </w:rPr>
+              <w:t>Статья</w:t>
+            </w:r>
+          </w:p>
+        </w:tc>
+        <w:tc>
+          <w:tcPr/>
+          <w:p>
+            <w:r>
+              <w:rPr>
+                <w:b/>
+              </w:rPr>
+              <w:t>Сумма, сум</w:t>
+            </w:r>
+          </w:p>
+        </w:tc>
+        <w:tc>
+          <w:tcPr/>
+          <w:p>
+            <w:r>
+              <w:rPr>
+                <w:b/>
+              </w:rPr>
+              <w:t>Комментарий</w:t>
+            </w:r>
+          </w:p>
+        </w:tc>
+      </w:tr>
+      <w:tr>
+        <w:tc>
+          <w:tcPr/>
+          <w:p>
+            <w:r>
+              <w:t>Перевозки по договорам</w:t>
+            </w:r>
+          </w:p>
+        </w:tc>
+        <w:tc>
+          <w:tcPr/>
+          <w:p>
+            <w:r>
+              <w:t>90 000 000</w:t>
+            </w:r>
+          </w:p>
+        </w:tc>
+        <w:tc>
+          <w:tcPr/>
+          <w:p>
+            <w:r>
+              <w:t>оценка выручки по контрактам на перевозку для оптовых клиентов рынка</w:t>
+            </w:r>
+          </w:p>
+        </w:tc>
+      </w:tr>
+      <w:tr>
+        <w:tc>
+          <w:tcPr/>
+          <w:p>
+            <w:r>
+              <w:t>Складское хранение</w:t>
+            </w:r>
+          </w:p>
+        </w:tc>
+        <w:tc>
+          <w:tcPr/>
+          <w:p>
+            <w:r>
+              <w:t>40 000 000</w:t>
+            </w:r>
+          </w:p>
+        </w:tc>
+        <w:tc>
+          <w:tcPr/>
+          <w:p>
+            <w:r>
+              <w:t>расчёт: ~1050 занятых паллето-мест (70% загрузки) × ~35 тыс. сум/паллетоместо/мес.</w:t>
+            </w:r>
+          </w:p>
+        </w:tc>
+      </w:tr>
+      <w:tr>
+        <w:tc>
+          <w:tcPr/>
+          <w:p>
+            <w:r>
+              <w:t>Фулфилмент для продавцов маркетплейсов</w:t>
+            </w:r>
+          </w:p>
+        </w:tc>
+        <w:tc>
+          <w:tcPr/>
+          <w:p>
+            <w:r>
+              <w:t>70 000 000</w:t>
+            </w:r>
+          </w:p>
+        </w:tc>
+        <w:tc>
+          <w:tcPr/>
+          <w:p>
+            <w:r>
+              <w:t>оценка: быстрорастущий сегмент на фоне роста продавцов Uzum Market</w:t>
+            </w:r>
+          </w:p>
+        </w:tc>
+      </w:tr>
+      <w:tr>
+        <w:tc>
+          <w:tcPr/>
+          <w:p>
+            <w:r>
+              <w:t>Экспедирование и таможенное оформление</w:t>
+            </w:r>
+          </w:p>
+        </w:tc>
+        <w:tc>
+          <w:tcPr/>
+          <w:p>
+            <w:r>
+              <w:t>35 000 000</w:t>
+            </w:r>
+          </w:p>
+        </w:tc>
+        <w:tc>
+          <w:tcPr/>
+          <w:p>
+            <w:r>
+              <w:t>оценка сопутствующей выручки от таможенного оформления и экспедирования</w:t>
+            </w:r>
+          </w:p>
+        </w:tc>
+      </w:tr>
+      <w:tr>
+        <w:tc>
+          <w:tcPr/>
+          <w:p>
+            <w:r>
+              <w:rPr>
+                <w:b/>
+              </w:rPr>
+              <w:t>Итого выручка/мес</w:t>
+            </w:r>
+          </w:p>
+        </w:tc>
+        <w:tc>
+          <w:tcPr/>
+          <w:p>
+            <w:r>
+              <w:rPr>
+                <w:b/>
+              </w:rPr>
+              <w:t>235 000 000</w:t>
+            </w:r>
+          </w:p>
+        </w:tc>
+        <w:tc>
+          <w:tcPr/>
+          <w:p/>
+        </w:tc>
+      </w:tr>
+    </w:tbl>
+    <w:p>
+      <w:r>
+        <w:rPr>
+          <w:b/>
+        </w:rPr>
+        <w:t>Ежемесячные операционные расходы</w:t>
+      </w:r>
+    </w:p>
+    <w:tbl>
+      <w:tblPr>
+        <w:tblStyle w:val="CkTable"/>
+        <w:tblW w:w="0" w:type="auto"/>
+        <w:tblLayout w:type="autofit"/>
+        <w:tblLook w:firstRow="1" w:lastRow="0" w:firstColumn="0" w:lastColumn="0" w:noHBand="0" w:noVBand="1"/>
+      </w:tblPr>
+      <w:tblGrid>
+        <w:gridCol/>
+        <w:gridCol/>
+        <w:gridCol/>
+      </w:tblGrid>
+      <w:tr>
+        <w:trPr>
+          <w:tblHeader/>
+        </w:trPr>
+        <w:tc>
+          <w:tcPr/>
+          <w:p>
+            <w:r>
+              <w:rPr>
+                <w:b/>
+              </w:rPr>
+              <w:t>Статья</w:t>
+            </w:r>
+          </w:p>
+        </w:tc>
+        <w:tc>
+          <w:tcPr/>
+          <w:p>
+            <w:r>
+              <w:rPr>
+                <w:b/>
+              </w:rPr>
+              <w:t>Сумма, сум</w:t>
+            </w:r>
+          </w:p>
+        </w:tc>
+        <w:tc>
+          <w:tcPr/>
+          <w:p>
+            <w:r>
+              <w:rPr>
+                <w:b/>
+              </w:rPr>
+              <w:t>Комментарий</w:t>
+            </w:r>
+          </w:p>
+        </w:tc>
+      </w:tr>
+      <w:tr>
+        <w:tc>
+          <w:tcPr/>
+          <w:p>
+            <w:r>
+              <w:t>ГСМ</w:t>
+            </w:r>
+          </w:p>
+        </w:tc>
+        <w:tc>
+          <w:tcPr/>
+          <w:p>
+            <w:r>
+              <w:t>30 000 000</w:t>
+            </w:r>
+          </w:p>
+        </w:tc>
+        <w:tc>
+          <w:tcPr/>
+          <w:p>
+            <w:r>
+              <w:t>расчёт: ~2000 л дизтоплива/мес × ~15 000 сум/л (розничная цена в Ташкенте, сент. 2026)</w:t>
+            </w:r>
+          </w:p>
+        </w:tc>
+      </w:tr>
+      <w:tr>
+        <w:tc>
+          <w:tcPr/>
+          <w:p>
+            <w:r>
+              <w:t>ФОТ водителей / складского персонала</w:t>
+            </w:r>
+          </w:p>
+        </w:tc>
+        <w:tc>
+          <w:tcPr/>
+          <w:p>
+            <w:r>
+              <w:t>65 000 000</w:t>
+            </w:r>
+          </w:p>
+        </w:tc>
+        <w:tc>
+          <w:tcPr/>
+          <w:p>
+            <w:r>
+              <w:t>менеджер по продажам, кладовщик-WMS, 3 грузчика, 2 водителя, охрана на аутсорсе — ориентир выше МРОТ (1 360 000 сум с 01.09.2026, Norma.uz)</w:t>
+            </w:r>
+          </w:p>
+        </w:tc>
+      </w:tr>
+      <w:tr>
+        <w:tc>
+          <w:tcPr/>
+          <w:p>
+            <w:r>
+              <w:t>Лизинговые платежи</w:t>
+            </w:r>
+          </w:p>
+        </w:tc>
+        <w:tc>
+          <w:tcPr/>
+          <w:p>
+            <w:r>
+              <w:t>25 000 000</w:t>
+            </w:r>
+          </w:p>
+        </w:tc>
+        <w:tc>
+          <w:tcPr/>
+          <w:p>
+            <w:r>
+              <w:t>оценка: лизинг рефрижераторного грузовика исходя из стоимости техники ~500-600 млн на 3-4 года</w:t>
+            </w:r>
+          </w:p>
+        </w:tc>
+      </w:tr>
+      <w:tr>
+        <w:tc>
+          <w:tcPr/>
+          <w:p>
+            <w:r>
+              <w:t>Обслуживание техники</w:t>
+            </w:r>
+          </w:p>
+        </w:tc>
+        <w:tc>
+          <w:tcPr/>
+          <w:p>
+            <w:r>
+              <w:t>8 000 000</w:t>
+            </w:r>
+          </w:p>
+        </w:tc>
+        <w:tc>
+          <w:tcPr/>
+          <w:p>
+            <w:r>
+              <w:t>оценка: плановое ТО, шины, ремонт погрузчика и автопарка</w:t>
+            </w:r>
+          </w:p>
+        </w:tc>
+      </w:tr>
+      <w:tr>
+        <w:tc>
+          <w:tcPr/>
+          <w:p>
+            <w:r>
+              <w:t>Аренда склада / земли</w:t>
+            </w:r>
+          </w:p>
+        </w:tc>
+        <w:tc>
+          <w:tcPr/>
+          <w:p>
+            <w:r>
+              <w:t>25 000 000</w:t>
+            </w:r>
+          </w:p>
+        </w:tc>
+        <w:tc>
+          <w:tcPr/>
+          <w:p>
+            <w:r>
+              <w:t>оценка аренды земли под мини-склад (~2000-3000 м²) в промзоне Ташкентской обл.</w:t>
+            </w:r>
+          </w:p>
+        </w:tc>
+      </w:tr>
+      <w:tr>
+        <w:tc>
+          <w:tcPr/>
+          <w:p>
+            <w:r>
+              <w:t>Электроэнергия (в т.ч. холодильные камеры)</w:t>
+            </w:r>
+          </w:p>
+        </w:tc>
+        <w:tc>
+          <w:tcPr/>
+          <w:p>
+            <w:r>
+              <w:t>15 000 000</w:t>
+            </w:r>
+          </w:p>
+        </w:tc>
+        <w:tc>
+          <w:tcPr/>
+          <w:p>
+            <w:r>
+              <w:t>оценка энергопотребления холодильной камеры и складского оборудования</w:t>
+            </w:r>
+          </w:p>
+        </w:tc>
+      </w:tr>
+      <w:tr>
+        <w:tc>
+          <w:tcPr/>
+          <w:p>
+            <w:r>
+              <w:t>Страхование груза и транспорта</w:t>
+            </w:r>
+          </w:p>
+        </w:tc>
+        <w:tc>
+          <w:tcPr/>
+          <w:p>
+            <w:r>
+              <w:t>5 000 000</w:t>
+            </w:r>
+          </w:p>
+        </w:tc>
+        <w:tc>
+          <w:tcPr/>
+          <w:p>
+            <w:r>
+              <w:t>оценка страховых премий (КАСКО/ОСАГО на автопарк + страхование грузов)</w:t>
+            </w:r>
+          </w:p>
+        </w:tc>
+      </w:tr>
+      <w:tr>
+        <w:tc>
+          <w:tcPr/>
+          <w:p>
+            <w:r>
+              <w:rPr>
+                <w:b/>
+              </w:rPr>
+              <w:t>Итого расходы/мес</w:t>
+            </w:r>
+          </w:p>
+        </w:tc>
+        <w:tc>
+          <w:tcPr/>
+          <w:p>
+            <w:r>
+              <w:rPr>
+                <w:b/>
+              </w:rPr>
+              <w:t>173 000 000</w:t>
+            </w:r>
+          </w:p>
+        </w:tc>
+        <w:tc>
+          <w:tcPr/>
+          <w:p/>
+        </w:tc>
+      </w:tr>
+    </w:tbl>
+    <w:sdt>
+      <w:sdtPr>
+        <w:tag w:val="clarkdown:div"/>
+        <ck:div v="|panel|"/>
+      </w:sdtPr>
+      <w:sdtContent>
+        <w:tbl>
+          <w:tblPr>
+            <w:tblW w:w="5000" w:type="pct"/>
+            <w:tblBorders>
+              <w:top w:val="none"/>
+              <w:left w:val="none"/>
+              <w:bottom w:val="none"/>
+              <w:right w:val="none"/>
+              <w:insideH w:val="none"/>
+              <w:insideV w:val="none"/>
+            </w:tblBorders>
+            <w:tblCellMar>
+              <w:top w:w="320" w:type="dxa"/>
+              <w:left w:w="240" w:type="dxa"/>
+              <w:bottom w:w="320" w:type="dxa"/>
+              <w:right w:w="240" w:type="dxa"/>
+            </w:tblCellMar>
+          </w:tblPr>
+          <w:tblGrid>
+            <w:gridCol/>
+          </w:tblGrid>
+          <w:tr>
+            <w:tc>
+              <w:tcPr>
+                <w:shd w:val="clear" w:fill="E4E4E4"/>
+              </w:tcPr>
+              <w:p>
+                <w:r>
+                  <w:rPr>
+                    <w:b/>
+                  </w:rPr>
+                  <w:t>Ежемесячная прибыль:</w:t>
+                </w:r>
+                <w:r>
+                  <w:t xml:space="preserve"> 62 000 000 сум · </w:t>
+                </w:r>
+                <w:r>
+                  <w:rPr>
+                    <w:b/>
+                  </w:rPr>
+                  <w:t>Срок окупаемости:</w:t>
+                </w:r>
+                <w:r>
+                  <w:t xml:space="preserve"> 29,0 мес. · </w:t>
+                </w:r>
+                <w:r>
+                  <w:rPr>
+                    <w:b/>
+                  </w:rPr>
+                  <w:t>Рентабельность продаж:</w:t>
+                </w:r>
+                <w:r>
+                  <w:t xml:space="preserve"> 26,4%</w:t>
+                </w:r>
+              </w:p>
+            </w:tc>
+          </w:tr>
+        </w:tbl>
+      </w:sdtContent>
+    </w:sdt>
+    <w:p>
+      <w:r>
+        <w:rPr>
+          <w:rStyle w:val="CkCaption"/>
+          <w:i/>
+        </w:rPr>
+        <w:t>Как считался этот пример: сумма стартовых статей точно совпадает с заявленными 1,8 млрд сум. При прибыли ≈62 млн сум/мес окупаемость ≈29 мес. — близко к заявленным ~30 мес.</w:t>
+      </w:r>
+    </w:p>
+    <w:p>
+      <w:r>
+        <w:t>[Впишите] Пересчитайте таблицы выше на основе цен, ставок аренды/зарплат и объёмов продаж вашего проекта в вашем регионе.</w:t>
+      </w:r>
+    </w:p>
+    <w:p>
+      <w:pPr>
+        <w:pStyle w:val="Heading2"/>
         <ck:id v="risks"/>
       </w:pPr>
-      <w:bookmarkStart w:id="9" w:name="risks"/>
+      <w:bookmarkStart w:id="10" w:name="risks"/>
       <w:r>
         <w:t>Риски и меры по их снижению</w:t>
       </w:r>
-      <w:bookmarkEnd w:id="9"/>
+      <w:bookmarkEnd w:id="10"/>
     </w:p>
     <w:tbl>
       <w:tblPr>

--- a/public/business-plans/logistics.docx
+++ b/public/business-plans/logistics.docx
@@ -9,7 +9,7 @@
       </w:pPr>
       <w:bookmarkStart w:id="0" w:name="section"/>
       <w:r>
-        <w:t>БИЗНЕС-ПЛАН: СФЕРА УСЛУГ, ТРАНСПОРТ И ЛОГИСТИКА</w:t>
+        <w:t>ТЕХНИКО-ЭКОНОМИЧЕСКОЕ ОБОСНОВАНИЕ ПРОЕКТА</w:t>
       </w:r>
       <w:bookmarkEnd w:id="0"/>
     </w:p>
@@ -18,18 +18,18 @@
         <w:rPr>
           <w:rStyle w:val="CkMuted"/>
         </w:rPr>
-        <w:t>Пример: транспортно-логистическая компания / складская логистика</w:t>
-      </w:r>
-    </w:p>
-    <w:p>
-      <w:r>
-        <w:t>Название проекта: [впишите]</w:t>
+        <w:t>Расширенный образец (ТЭО) для отрасли «Логистика и складские услуги» — по структуре, близкой к банковской</w:t>
+      </w:r>
+    </w:p>
+    <w:p>
+      <w:r>
+        <w:t>Наименование проекта: [впишите]</w:t>
       </w:r>
       <w:r>
         <w:br/>
       </w:r>
       <w:r>
-        <w:t>Автор / компания: [впишите]</w:t>
+        <w:t>Инициатор / заёмщик: [впишите]</w:t>
       </w:r>
       <w:r>
         <w:br/>
@@ -41,13 +41,13 @@
         <w:br/>
       </w:r>
       <w:r>
-        <w:t>Требуемая сумма инвестиций, сум: [впишите]</w:t>
+        <w:t>Полная стоимость проекта, сум: [впишите]</w:t>
       </w:r>
       <w:r>
         <w:br/>
       </w:r>
       <w:r>
-        <w:t>Дата: [впишите]</w:t>
+        <w:t>Дата составления: [впишите]</w:t>
       </w:r>
     </w:p>
     <w:p>
@@ -56,7 +56,28 @@
           <w:rStyle w:val="CkCaption"/>
           <w:i/>
         </w:rPr>
-        <w:t>Это готовый образец (шаблон) бизнес-плана MoliyaHub для отрасли «Сфера услуг, транспорт и логистика». Замените текст в квадратных скобках [впишите] и примеры на данные вашего проекта, добавьте или удалите пункты по необходимости. Абзацы в рамке, отмеченные «ПРИМЕР», и раздел «Пример финансового расчёта» — иллюстрация формата и порядка величины на основе рыночных ориентиров 2025-2026 года, а не факты и не финансовая отчётность о реальной компании: перед подачей в банк или инвестору замените их на данные своего проекта. Тот же расчёт с рабочими формулами (SUM, прибыль, срок окупаемости, рентабельность), которые пересчитываются автоматически, — в отдельном Excel-файле с тем же названием, который дополняет этот документ.</w:t>
+        <w:t>Это расширенный образец (шаблон) MoliyaHub, построенный по структуре типового технико-экономического обоснования (ТЭО), которое банки Узбекистана обычно запрашивают при рассмотрении кредитной заявки на инвестиционный проект — с меморандумом о конфиденциальности, разделом о заёмщике, структурой финансирования, таблицей персонала и взвешенной оценкой рисков. Это НЕ более простой типовой бизнес-план (тот доступен на MoliyaHub отдельным файлом для той же отрасли) — это более полный и подробный формат для тех, кто готовит заявку сразу под требования банка. Все суммы и показатели ниже — иллюстративный пример для вымышленной компании, основанный на рыночных ориентирах 2025-2026 года и экспертных оценках порядка величины, а НЕ факт о реальной компании и не финансовая отчётность. Реквизиты заёмщика (ИНН, адрес, учредители, паспортные данные) должны быть заполнены вашими настоящими данными — образец сознательно не содержит вымышленных номеров документов, чтобы их нельзя было принять за реальные. Полная финансовая модель с рабочими формулами (16 связанных листов: смета, финансирование, амортизация, себестоимость по месяцам, график кредита, P&amp;L, рабочий капитал, поток наличности, NPV/IRR, точка безубыточности, прогнозный баланс) — в отдельном Excel-файле с тем же названием, который дополняет этот документ.</w:t>
+      </w:r>
+    </w:p>
+    <w:p>
+      <w:pPr>
+        <w:pStyle w:val="Heading2"/>
+        <ck:id v="confidentiality"/>
+      </w:pPr>
+      <w:bookmarkStart w:id="1" w:name="confidentiality"/>
+      <w:r>
+        <w:t>Меморандум о конфиденциальности</w:t>
+      </w:r>
+      <w:bookmarkEnd w:id="1"/>
+    </w:p>
+    <w:p>
+      <w:r>
+        <w:t>Настоящий документ и приложенная к нему финансовая модель содержат информацию о планируемой хозяйственной деятельности заёмщика и предназначены исключительно для рассмотрения кредитующим банком (инвестором) в целях принятия решения об участии в проекте. Документ не подлежит копированию или передаче третьим лицам без письменного согласия заёмщика, за исключением случаев, предусмотренных законодательством Республики Узбекистан. Все финансовые показатели являются прогнозными и не гарантируют фактического результата.</w:t>
+      </w:r>
+    </w:p>
+    <w:p>
+      <w:r>
+        <w:t>[Впишите] При подготовке реальной заявки замените этот раздел меморандумом о конфиденциальности вашей компании либо согласуйте формулировку с юристом и требованиями конкретного банка.</w:t>
       </w:r>
     </w:p>
     <w:p>
@@ -64,11 +85,11 @@
         <w:pStyle w:val="Heading2"/>
         <ck:id v="resume"/>
       </w:pPr>
-      <w:bookmarkStart w:id="1" w:name="resume"/>
+      <w:bookmarkStart w:id="2" w:name="resume"/>
       <w:r>
         <w:t>Резюме проекта</w:t>
       </w:r>
-      <w:bookmarkEnd w:id="1"/>
+      <w:bookmarkEnd w:id="2"/>
     </w:p>
     <w:sdt>
       <w:sdtPr>
@@ -112,7 +133,7 @@
               </w:p>
               <w:p>
                 <w:r>
-                  <w:t>ООО «TezYetkaz Logistics» строит мини-склад класса «А» с холодильной камерой на 1500 паллето-мест рядом с оптовым рынком в Ташкентской области для обслуживания продавцов маркетплейсов и агроэкспортёров. Требуемые инвестиции — 1,8 млрд сум; окупаемость — около 30 месяцев за счёт долгосрочных контрактов с 3 продавцами маркетплейсов на старте.</w:t>
+                  <w:t>ООО «Yo'lbars Logistik Xizmatlar» реализует проект «Строительство логистического комплекса в Ташкентской области»: Логистический оператор: склад ответственного хранения, фулфилмент для продавцов маркетплейсов и перевозки по договорам, в промзоне Ташкентской области. Полная стоимость проекта — 1 566 205 000 сум, из которых 1 260 000 000 сум — банковский кредит на 48 месяцев под 22% годовых с льготным периодом 6 месяца(ев), остальное — собственный капитал инициатора. При выходе на проектную мощность выручка составляет 235 000 000 сум/мес; см. раздел «Финансовый план» ниже по срокам окупаемости.</w:t>
                 </w:r>
               </w:p>
             </w:tc>
@@ -128,156 +149,235 @@
     <w:p>
       <w:pPr>
         <w:pStyle w:val="Heading2"/>
-        <ck:id v="company"/>
-      </w:pPr>
-      <w:bookmarkStart w:id="2" w:name="company"/>
-      <w:r>
-        <w:t>Описание компании / проекта</w:t>
-      </w:r>
-      <w:bookmarkEnd w:id="2"/>
-    </w:p>
-    <w:p>
-      <w:r>
-        <w:t>[Впишите] Организационно-правовая форма (ИП/ООО/фермерское хозяйство), команда, текущий статус проекта (идея / MVP / действующий бизнес), уникальное торговое предложение.</w:t>
+        <ck:id v="borrower"/>
+      </w:pPr>
+      <w:bookmarkStart w:id="3" w:name="borrower"/>
+      <w:r>
+        <w:t>Информация о заёмщике</w:t>
+      </w:r>
+      <w:bookmarkEnd w:id="3"/>
+    </w:p>
+    <w:tbl>
+      <w:tblPr>
+        <w:tblStyle w:val="CkTable"/>
+        <w:tblW w:w="0" w:type="auto"/>
+        <w:tblLayout w:type="autofit"/>
+        <w:tblLook w:firstRow="1" w:lastRow="0" w:firstColumn="0" w:lastColumn="0" w:noHBand="0" w:noVBand="1"/>
+      </w:tblPr>
+      <w:tblGrid>
+        <w:gridCol/>
+        <w:gridCol/>
+      </w:tblGrid>
+      <w:tr>
+        <w:trPr>
+          <w:tblHeader/>
+        </w:trPr>
+        <w:tc>
+          <w:tcPr/>
+          <w:p>
+            <w:r>
+              <w:rPr>
+                <w:b/>
+              </w:rPr>
+              <w:t>Реквизит</w:t>
+            </w:r>
+          </w:p>
+        </w:tc>
+        <w:tc>
+          <w:tcPr/>
+          <w:p>
+            <w:r>
+              <w:rPr>
+                <w:b/>
+              </w:rPr>
+              <w:t>Значение</w:t>
+            </w:r>
+          </w:p>
+        </w:tc>
+      </w:tr>
+      <w:tr>
+        <w:tc>
+          <w:tcPr/>
+          <w:p>
+            <w:r>
+              <w:t>Полное наименование</w:t>
+            </w:r>
+          </w:p>
+        </w:tc>
+        <w:tc>
+          <w:tcPr/>
+          <w:p>
+            <w:r>
+              <w:t>ООО «Yo'lbars Logistik Xizmatlar» (пример)</w:t>
+            </w:r>
+          </w:p>
+        </w:tc>
+      </w:tr>
+      <w:tr>
+        <w:tc>
+          <w:tcPr/>
+          <w:p>
+            <w:r>
+              <w:t>Организационно-правовая форма</w:t>
+            </w:r>
+          </w:p>
+        </w:tc>
+        <w:tc>
+          <w:tcPr/>
+          <w:p>
+            <w:r>
+              <w:t>ООО</w:t>
+            </w:r>
+          </w:p>
+        </w:tc>
+      </w:tr>
+      <w:tr>
+        <w:tc>
+          <w:tcPr/>
+          <w:p>
+            <w:r>
+              <w:t>Регион / адрес</w:t>
+            </w:r>
+          </w:p>
+        </w:tc>
+        <w:tc>
+          <w:tcPr/>
+          <w:p>
+            <w:r>
+              <w:t>[Впишите] — юридический и фактический адрес</w:t>
+            </w:r>
+          </w:p>
+        </w:tc>
+      </w:tr>
+      <w:tr>
+        <w:tc>
+          <w:tcPr/>
+          <w:p>
+            <w:r>
+              <w:t>ИНН / № свидетельства о регистрации</w:t>
+            </w:r>
+          </w:p>
+        </w:tc>
+        <w:tc>
+          <w:tcPr/>
+          <w:p>
+            <w:r>
+              <w:t>[Впишите]</w:t>
+            </w:r>
+          </w:p>
+        </w:tc>
+      </w:tr>
+      <w:tr>
+        <w:tc>
+          <w:tcPr/>
+          <w:p>
+            <w:r>
+              <w:t>Учредители и доли</w:t>
+            </w:r>
+          </w:p>
+        </w:tc>
+        <w:tc>
+          <w:tcPr/>
+          <w:p>
+            <w:r>
+              <w:t>[Впишите] — Ф.И.О. / наименование, доли участия</w:t>
+            </w:r>
+          </w:p>
+        </w:tc>
+      </w:tr>
+      <w:tr>
+        <w:tc>
+          <w:tcPr/>
+          <w:p>
+            <w:r>
+              <w:t>Основной вид деятельности</w:t>
+            </w:r>
+          </w:p>
+        </w:tc>
+        <w:tc>
+          <w:tcPr/>
+          <w:p>
+            <w:r>
+              <w:t>Логистика и складские услуги</w:t>
+            </w:r>
+          </w:p>
+        </w:tc>
+      </w:tr>
+      <w:tr>
+        <w:tc>
+          <w:tcPr/>
+          <w:p>
+            <w:r>
+              <w:t>Дата государственной регистрации</w:t>
+            </w:r>
+          </w:p>
+        </w:tc>
+        <w:tc>
+          <w:tcPr/>
+          <w:p>
+            <w:r>
+              <w:t>[Впишите]</w:t>
+            </w:r>
+          </w:p>
+        </w:tc>
+      </w:tr>
+      <w:tr>
+        <w:tc>
+          <w:tcPr/>
+          <w:p>
+            <w:r>
+              <w:t>Руководитель</w:t>
+            </w:r>
+          </w:p>
+        </w:tc>
+        <w:tc>
+          <w:tcPr/>
+          <w:p>
+            <w:r>
+              <w:t>[Впишите] — Ф.И.О., должность</w:t>
+            </w:r>
+          </w:p>
+        </w:tc>
+      </w:tr>
+      <w:tr>
+        <w:tc>
+          <w:tcPr/>
+          <w:p>
+            <w:r>
+              <w:t>Банковские реквизиты</w:t>
+            </w:r>
+          </w:p>
+        </w:tc>
+        <w:tc>
+          <w:tcPr/>
+          <w:p>
+            <w:r>
+              <w:t>[Впишите] — обслуживающий банк, расчётный счёт</w:t>
+            </w:r>
+          </w:p>
+        </w:tc>
+      </w:tr>
+    </w:tbl>
+    <w:p>
+      <w:r>
+        <w:t>[Впишите] Реквизиты выше — не заполняйте вымышленными номерами: используйте настоящие данные вашей организации при подаче в банк.</w:t>
       </w:r>
     </w:p>
     <w:p>
       <w:pPr>
         <w:pStyle w:val="Heading2"/>
-        <ck:id v="market"/>
-      </w:pPr>
-      <w:bookmarkStart w:id="3" w:name="market"/>
-      <w:r>
-        <w:t>Анализ рынка: Сфера услуг, транспорт и логистика</w:t>
-      </w:r>
-      <w:bookmarkEnd w:id="3"/>
-    </w:p>
-    <w:p>
-      <w:pPr>
-        <w:pStyle w:val="ListParagraph"/>
-        <w:numPr>
-          <w:ilvl w:val="0"/>
-          <w:numId w:val="1"/>
-        </w:numPr>
-      </w:pPr>
-      <w:r>
-        <w:t>Узбекистан стремится закрепить роль транзитного логистического хаба Центральной Азии: по данным Минтранса, страна нацелена стать «настоящим транзитным хабом» на маршрутах Китай — Центральная Азия — Европа/Южная Азия и готовит сеть новых логистических хабов (gazeta.uz).</w:t>
-      </w:r>
-    </w:p>
-    <w:p>
-      <w:pPr>
-        <w:pStyle w:val="ListParagraph"/>
-        <w:numPr>
-          <w:ilvl w:val="0"/>
-          <w:numId w:val="1"/>
-        </w:numPr>
-      </w:pPr>
-      <w:r>
-        <w:t>При этом по данным отраслевого разбора Spot.uz, на середину 2026 года Узбекистан получает лишь около 1-2% от общего китайско-европейского транзита, хотя в 2025 году достиг рекордного показателя в 15,3 млн тонн грузов — потенциал роста большой, но конкуренция за транзитные потоки с Казахстаном высокая (spot.uz).</w:t>
-      </w:r>
-    </w:p>
-    <w:p>
-      <w:pPr>
-        <w:pStyle w:val="ListParagraph"/>
-        <w:numPr>
-          <w:ilvl w:val="0"/>
-          <w:numId w:val="1"/>
-        </w:numPr>
-      </w:pPr>
-      <w:r>
-        <w:t>Ключевой структурный дефицит рынка — склады: из 27 логистических центров международного уровня (совокупная мощность 27,2 млн тонн) лишь один относится к высшей категории; автоматизированные склады класса «А» закрывают только 10-15% спроса, ощущается явный дефицит холодильных и таможенных складов (spot.uz) — это прямая ниша для нового бизнеса, а не только для крупных игроков.</w:t>
-      </w:r>
-    </w:p>
-    <w:p>
-      <w:pPr>
-        <w:pStyle w:val="ListParagraph"/>
-        <w:numPr>
-          <w:ilvl w:val="0"/>
-          <w:numId w:val="1"/>
-        </w:numPr>
-      </w:pPr>
-      <w:r>
-        <w:t>Логистическая инфраструктура сильно сконцентрирована в Ташкенте и области — в регионах ощущается нехватка современных складских и грузовых терминалов, что создаёт возможности для регионального игрока при наличии капитала на инфраструктуру.</w:t>
-      </w:r>
-    </w:p>
-    <w:p>
-      <w:pPr>
-        <w:pStyle w:val="ListParagraph"/>
-        <w:numPr>
-          <w:ilvl w:val="0"/>
-          <w:numId w:val="1"/>
-        </w:numPr>
-      </w:pPr>
-      <w:r>
-        <w:t>Растёт спрос на холодильную логистику для агроэкспорта (плодоовощная продукция, требующая холодной цепи) и на складские услуги для e-commerce и маркетплейсов (Uzum Market и др.) — это два наиболее быстрорастущих сегмента внутри логистики на ближайшие годы.</w:t>
-      </w:r>
-    </w:p>
-    <w:p>
-      <w:pPr>
-        <w:pStyle w:val="ListParagraph"/>
-        <w:numPr>
-          <w:ilvl w:val="0"/>
-          <w:numId w:val="1"/>
-        </w:numPr>
-      </w:pPr>
-      <w:r>
-        <w:t>Для сравнения: Казахстан располагает более развитой сетью сухих портов и жд-инфраструктурой на маршруте Китай — Европа и исторически перехватывает большую долю транзита; конкурентное преимущество Узбекистана — географическое положение на альтернативных южных маршрутах (через Афганистан/Пакистан/Иран) и более низкая стоимость рабочей силы.</w:t>
-      </w:r>
-    </w:p>
-    <w:p>
-      <w:pPr>
-        <w:pStyle w:val="ListParagraph"/>
-        <w:numPr>
-          <w:ilvl w:val="0"/>
-          <w:numId w:val="1"/>
-        </w:numPr>
-      </w:pPr>
-      <w:r>
-        <w:t>[Впишите] Конкретный сегмент (грузоперевозки/склад/холодильная логистика/экспедирование), объём спроса и тарифы в вашем регионе — уточняйте у отраслевых ассоциаций и в статистике Минтранса.</w:t>
-      </w:r>
-    </w:p>
-    <w:p>
-      <w:pPr>
-        <w:pStyle w:val="Heading3"/>
-        <ck:id v="section-1"/>
-      </w:pPr>
-      <w:bookmarkStart w:id="4" w:name="section_1"/>
-      <w:r>
-        <w:t>Конкуренты</w:t>
+        <ck:id v="project-description"/>
+      </w:pPr>
+      <w:bookmarkStart w:id="4" w:name="project_description"/>
+      <w:r>
+        <w:t>Описание проекта</w:t>
       </w:r>
       <w:bookmarkEnd w:id="4"/>
     </w:p>
     <w:p>
       <w:r>
-        <w:t>[Впишите] Список из 3-5 прямых конкурентов, их сильные и слабые стороны, чем вы отличаетесь.</w:t>
-      </w:r>
-    </w:p>
-    <w:p>
-      <w:pPr>
-        <w:pStyle w:val="Heading3"/>
-        <ck:id v="section-2"/>
-      </w:pPr>
-      <w:bookmarkStart w:id="5" w:name="section_2"/>
-      <w:r>
-        <w:t>Целевая аудитория</w:t>
-      </w:r>
-      <w:bookmarkEnd w:id="5"/>
-    </w:p>
-    <w:p>
-      <w:r>
-        <w:t>[Впишите] Портрет основного клиента: кто он, что для него важно при выборе, где его найти.</w:t>
-      </w:r>
-    </w:p>
-    <w:p>
-      <w:pPr>
-        <w:pStyle w:val="Heading2"/>
-        <ck:id v="marketing"/>
-      </w:pPr>
-      <w:bookmarkStart w:id="6" w:name="marketing"/>
-      <w:r>
-        <w:t>Маркетинговый план</w:t>
-      </w:r>
-      <w:bookmarkEnd w:id="6"/>
+        <w:t>[Впишите] Организационно-правовая форма, текущий статус проекта (идея / действующий бизнес / расширение), уникальное торговое предложение, этапы реализации.</w:t>
+      </w:r>
     </w:p>
     <w:sdt>
       <w:sdtPr>
@@ -321,7 +421,7 @@
               </w:p>
               <w:p>
                 <w:r>
-                  <w:t>Цена — за паллето-место в месяц и за обработку заказа, на уровне рыночной с наценкой за холодильную камеру; продвижение — прямые переговоры с продавцами Uzum Market и агроэкспортёрами, участие в логистических ассоциациях, первые клиенты — через личные контакты владельца в отрасли.</w:t>
+                  <w:t>(1) монтаж стеллажей, холодильной камеры и внедрение WMS/TMS — месяцы 1-2; (2) набор персонала и первые контракты-якоря с 2-3 продавцами маркетплейсов — месяцы 2-4; (3) выход на плановую загрузку ~70% паллето-мест — с 6-го месяца.</w:t>
                 </w:r>
               </w:p>
             </w:tc>
@@ -330,20 +430,479 @@
       </w:sdtContent>
     </w:sdt>
     <w:p>
-      <w:r>
-        <w:t>[Впишите] Ценообразование, каналы продвижения и продаж, план привлечения первых клиентов.</w:t>
-      </w:r>
-    </w:p>
-    <w:p>
       <w:pPr>
         <w:pStyle w:val="Heading2"/>
-        <ck:id v="operations"/>
-      </w:pPr>
-      <w:bookmarkStart w:id="7" w:name="operations"/>
-      <w:r>
-        <w:t>Операционный план</w:t>
+        <ck:id v="market"/>
+      </w:pPr>
+      <w:bookmarkStart w:id="5" w:name="market"/>
+      <w:r>
+        <w:t>Анализ рынка: Логистика и складские услуги</w:t>
+      </w:r>
+      <w:bookmarkEnd w:id="5"/>
+    </w:p>
+    <w:p>
+      <w:pPr>
+        <w:pStyle w:val="ListParagraph"/>
+        <w:numPr>
+          <w:ilvl w:val="0"/>
+          <w:numId w:val="1"/>
+        </w:numPr>
+      </w:pPr>
+      <w:r>
+        <w:t>Узбекистан стремится закрепить роль транзитного логистического хаба Центральной Азии на маршрутах Китай — Центральная Азия — Европа/Южная Азия (Минтранс, gazeta.uz).</w:t>
+      </w:r>
+    </w:p>
+    <w:p>
+      <w:pPr>
+        <w:pStyle w:val="ListParagraph"/>
+        <w:numPr>
+          <w:ilvl w:val="0"/>
+          <w:numId w:val="1"/>
+        </w:numPr>
+      </w:pPr>
+      <w:r>
+        <w:t>По данным Spot.uz, на середину 2026 года Узбекистан получает лишь около 1-2% общего китайско-европейского транзита, хотя в 2025 году достиг рекордных 15,3 млн тонн грузов — потенциал роста большой, конкуренция с Казахстаном высокая.</w:t>
+      </w:r>
+    </w:p>
+    <w:p>
+      <w:pPr>
+        <w:pStyle w:val="ListParagraph"/>
+        <w:numPr>
+          <w:ilvl w:val="0"/>
+          <w:numId w:val="1"/>
+        </w:numPr>
+      </w:pPr>
+      <w:r>
+        <w:t>Ключевой структурный дефицит рынка — склады: из 27 логистических центров международного уровня лишь один относится к высшей категории; автоматизированные склады класса «А» закрывают только 10-15% спроса, ощущается дефицит холодильных и таможенных складов (spot.uz) — прямая ниша для нового бизнеса.</w:t>
+      </w:r>
+    </w:p>
+    <w:p>
+      <w:pPr>
+        <w:pStyle w:val="ListParagraph"/>
+        <w:numPr>
+          <w:ilvl w:val="0"/>
+          <w:numId w:val="1"/>
+        </w:numPr>
+      </w:pPr>
+      <w:r>
+        <w:t>Растёт спрос на холодильную логистику для агроэкспорта и на складские услуги для e-commerce и маркетплейсов (Uzum Market и др.) — два наиболее быстрорастущих сегмента логистики.</w:t>
+      </w:r>
+    </w:p>
+    <w:p>
+      <w:pPr>
+        <w:pStyle w:val="ListParagraph"/>
+        <w:numPr>
+          <w:ilvl w:val="0"/>
+          <w:numId w:val="1"/>
+        </w:numPr>
+      </w:pPr>
+      <w:r>
+        <w:t>Для сравнения: Казахстан располагает более развитой сетью сухих портов и жд-инфраструктурой на маршруте Китай — Европа; конкурентное преимущество Узбекистана — географическое положение на альтернативных южных маршрутах и более низкая стоимость рабочей силы.</w:t>
+      </w:r>
+    </w:p>
+    <w:p>
+      <w:pPr>
+        <w:pStyle w:val="ListParagraph"/>
+        <w:numPr>
+          <w:ilvl w:val="0"/>
+          <w:numId w:val="1"/>
+        </w:numPr>
+      </w:pPr>
+      <w:r>
+        <w:t>[Впишите] Уточните актуальные объёмы рынка, цены и конкурентов в вашем конкретном сегменте и регионе по данным отраслевой статистики и профильных ассоциаций.</w:t>
+      </w:r>
+    </w:p>
+    <w:p>
+      <w:pPr>
+        <w:pStyle w:val="Heading3"/>
+        <ck:id v="section-1"/>
+      </w:pPr>
+      <w:bookmarkStart w:id="6" w:name="section_1"/>
+      <w:r>
+        <w:t>Конкуренты</w:t>
+      </w:r>
+      <w:bookmarkEnd w:id="6"/>
+    </w:p>
+    <w:sdt>
+      <w:sdtPr>
+        <w:tag w:val="clarkdown:div"/>
+        <ck:div v="|panel|"/>
+      </w:sdtPr>
+      <w:sdtContent>
+        <w:tbl>
+          <w:tblPr>
+            <w:tblW w:w="5000" w:type="pct"/>
+            <w:tblBorders>
+              <w:top w:val="none"/>
+              <w:left w:val="none"/>
+              <w:bottom w:val="none"/>
+              <w:right w:val="none"/>
+              <w:insideH w:val="none"/>
+              <w:insideV w:val="none"/>
+            </w:tblBorders>
+            <w:tblCellMar>
+              <w:top w:w="320" w:type="dxa"/>
+              <w:left w:w="240" w:type="dxa"/>
+              <w:bottom w:w="320" w:type="dxa"/>
+              <w:right w:w="240" w:type="dxa"/>
+            </w:tblCellMar>
+          </w:tblPr>
+          <w:tblGrid>
+            <w:gridCol/>
+          </w:tblGrid>
+          <w:tr>
+            <w:tc>
+              <w:tcPr>
+                <w:shd w:val="clear" w:fill="E4E4E4"/>
+              </w:tcPr>
+              <w:p>
+                <w:r>
+                  <w:rPr>
+                    <w:rStyle w:val="CkKicker"/>
+                  </w:rPr>
+                  <w:t>ПРИМЕР — вымышленные компании для иллюстрации формата таблицы</w:t>
+                </w:r>
+              </w:p>
+              <w:tbl>
+                <w:tblPr>
+                  <w:tblStyle w:val="CkTable"/>
+                  <w:tblW w:w="0" w:type="auto"/>
+                  <w:tblLayout w:type="autofit"/>
+                  <w:tblLook w:firstRow="1" w:lastRow="0" w:firstColumn="0" w:lastColumn="0" w:noHBand="0" w:noVBand="1"/>
+                </w:tblPr>
+                <w:tblGrid>
+                  <w:gridCol/>
+                  <w:gridCol/>
+                  <w:gridCol/>
+                  <w:gridCol/>
+                </w:tblGrid>
+                <w:tr>
+                  <w:trPr>
+                    <w:tblHeader/>
+                  </w:trPr>
+                  <w:tc>
+                    <w:tcPr/>
+                    <w:p>
+                      <w:r>
+                        <w:rPr>
+                          <w:b/>
+                        </w:rPr>
+                        <w:t>Конкурент</w:t>
+                      </w:r>
+                    </w:p>
+                  </w:tc>
+                  <w:tc>
+                    <w:tcPr/>
+                    <w:p>
+                      <w:r>
+                        <w:rPr>
+                          <w:b/>
+                        </w:rPr>
+                        <w:t>Профиль</w:t>
+                      </w:r>
+                    </w:p>
+                  </w:tc>
+                  <w:tc>
+                    <w:tcPr/>
+                    <w:p>
+                      <w:r>
+                        <w:rPr>
+                          <w:b/>
+                        </w:rPr>
+                        <w:t>Сильные стороны</w:t>
+                      </w:r>
+                    </w:p>
+                  </w:tc>
+                  <w:tc>
+                    <w:tcPr/>
+                    <w:p>
+                      <w:r>
+                        <w:rPr>
+                          <w:b/>
+                        </w:rPr>
+                        <w:t>Слабые стороны</w:t>
+                      </w:r>
+                    </w:p>
+                  </w:tc>
+                </w:tr>
+                <w:tr>
+                  <w:tc>
+                    <w:tcPr/>
+                    <w:p>
+                      <w:r>
+                        <w:t>ООО «TezYetkaz Logistics»</w:t>
+                      </w:r>
+                    </w:p>
+                  </w:tc>
+                  <w:tc>
+                    <w:tcPr/>
+                    <w:p>
+                      <w:r>
+                        <w:t>мини-склад класса «А» с холодильной камерой рядом с оптовым рынком Ташкентской обл.</w:t>
+                      </w:r>
+                    </w:p>
+                  </w:tc>
+                  <w:tc>
+                    <w:tcPr/>
+                    <w:p>
+                      <w:r>
+                        <w:t>современная холодильная камера, близость к оптовому рынку</w:t>
+                      </w:r>
+                    </w:p>
+                  </w:tc>
+                  <w:tc>
+                    <w:tcPr/>
+                    <w:p>
+                      <w:r>
+                        <w:t>ограниченная площадь склада на старте</w:t>
+                      </w:r>
+                    </w:p>
+                  </w:tc>
+                </w:tr>
+                <w:tr>
+                  <w:tc>
+                    <w:tcPr/>
+                    <w:p>
+                      <w:r>
+                        <w:t>АО «SharqTrans Terminal»</w:t>
+                      </w:r>
+                    </w:p>
+                  </w:tc>
+                  <w:tc>
+                    <w:tcPr/>
+                    <w:p>
+                      <w:r>
+                        <w:t>крупный логистический терминал международного уровня</w:t>
+                      </w:r>
+                    </w:p>
+                  </w:tc>
+                  <w:tc>
+                    <w:tcPr/>
+                    <w:p>
+                      <w:r>
+                        <w:t>масштаб, таможенный склад временного хранения</w:t>
+                      </w:r>
+                    </w:p>
+                  </w:tc>
+                  <w:tc>
+                    <w:tcPr/>
+                    <w:p>
+                      <w:r>
+                        <w:t>выше тарифы, долгие процедуры оформления</w:t>
+                      </w:r>
+                    </w:p>
+                  </w:tc>
+                </w:tr>
+                <w:tr>
+                  <w:tc>
+                    <w:tcPr/>
+                    <w:p>
+                      <w:r>
+                        <w:t>ЧП «Yetkazib Ber Xizmati»</w:t>
+                      </w:r>
+                    </w:p>
+                  </w:tc>
+                  <w:tc>
+                    <w:tcPr/>
+                    <w:p>
+                      <w:r>
+                        <w:t>небольшой курьерско-транспортный сервис для маркетплейсов</w:t>
+                      </w:r>
+                    </w:p>
+                  </w:tc>
+                  <w:tc>
+                    <w:tcPr/>
+                    <w:p>
+                      <w:r>
+                        <w:t>гибкость, низкие тарифы для мелких продавцов</w:t>
+                      </w:r>
+                    </w:p>
+                  </w:tc>
+                  <w:tc>
+                    <w:tcPr/>
+                    <w:p>
+                      <w:r>
+                        <w:t>нет собственных складских мощностей</w:t>
+                      </w:r>
+                    </w:p>
+                  </w:tc>
+                </w:tr>
+                <w:tr>
+                  <w:tc>
+                    <w:tcPr/>
+                    <w:p>
+                      <w:r>
+                        <w:t>ООО «Vodiy Cold Chain»</w:t>
+                      </w:r>
+                    </w:p>
+                  </w:tc>
+                  <w:tc>
+                    <w:tcPr/>
+                    <w:p>
+                      <w:r>
+                        <w:t>специализированный холодильный логистический оператор в Ферганской долине</w:t>
+                      </w:r>
+                    </w:p>
+                  </w:tc>
+                  <w:tc>
+                    <w:tcPr/>
+                    <w:p>
+                      <w:r>
+                        <w:t>экспертиза в холодной цепи для агроэкспорта</w:t>
+                      </w:r>
+                    </w:p>
+                  </w:tc>
+                  <w:tc>
+                    <w:tcPr/>
+                    <w:p>
+                      <w:r>
+                        <w:t>региональная привязка, слабее в фулфилменте e-commerce</w:t>
+                      </w:r>
+                    </w:p>
+                  </w:tc>
+                </w:tr>
+              </w:tbl>
+              <w:p/>
+            </w:tc>
+          </w:tr>
+        </w:tbl>
+      </w:sdtContent>
+    </w:sdt>
+    <w:p>
+      <w:r>
+        <w:t>[Впишите] Список из 3-5 РЕАЛЬНЫХ прямых конкурентов вашего проекта (компании выше — вымышленный пример для иллюстрации формата), их сильные и слабые стороны, чем вы отличаетесь.</w:t>
+      </w:r>
+    </w:p>
+    <w:p>
+      <w:pPr>
+        <w:pStyle w:val="Heading3"/>
+        <ck:id v="section-2"/>
+      </w:pPr>
+      <w:bookmarkStart w:id="7" w:name="section_2"/>
+      <w:r>
+        <w:t>Конкурентный ответ</w:t>
       </w:r>
       <w:bookmarkEnd w:id="7"/>
+    </w:p>
+    <w:tbl>
+      <w:tblPr>
+        <w:tblStyle w:val="CkTable"/>
+        <w:tblW w:w="0" w:type="auto"/>
+        <w:tblLayout w:type="autofit"/>
+        <w:tblLook w:firstRow="1" w:lastRow="0" w:firstColumn="0" w:lastColumn="0" w:noHBand="0" w:noVBand="1"/>
+      </w:tblPr>
+      <w:tblGrid>
+        <w:gridCol/>
+        <w:gridCol/>
+      </w:tblGrid>
+      <w:tr>
+        <w:trPr>
+          <w:tblHeader/>
+        </w:trPr>
+        <w:tc>
+          <w:tcPr/>
+          <w:p>
+            <w:r>
+              <w:rPr>
+                <w:b/>
+              </w:rPr>
+              <w:t>Фактор конкуренции</w:t>
+            </w:r>
+          </w:p>
+        </w:tc>
+        <w:tc>
+          <w:tcPr/>
+          <w:p>
+            <w:r>
+              <w:rPr>
+                <w:b/>
+              </w:rPr>
+              <w:t>Подход компании</w:t>
+            </w:r>
+          </w:p>
+        </w:tc>
+      </w:tr>
+      <w:tr>
+        <w:tc>
+          <w:tcPr/>
+          <w:p>
+            <w:r>
+              <w:t>Ниша</w:t>
+            </w:r>
+          </w:p>
+        </w:tc>
+        <w:tc>
+          <w:tcPr/>
+          <w:p>
+            <w:r>
+              <w:t>холодильная камера + фулфилмент для маркетплейсов закрывают дефицит, который отмечают отраслевые обзоры</w:t>
+            </w:r>
+          </w:p>
+        </w:tc>
+      </w:tr>
+      <w:tr>
+        <w:tc>
+          <w:tcPr/>
+          <w:p>
+            <w:r>
+              <w:t>Расположение</w:t>
+            </w:r>
+          </w:p>
+        </w:tc>
+        <w:tc>
+          <w:tcPr/>
+          <w:p>
+            <w:r>
+              <w:t>промзона Ташкентской области — близость к оптовому рынку и основным транспортным артериям</w:t>
+            </w:r>
+          </w:p>
+        </w:tc>
+      </w:tr>
+      <w:tr>
+        <w:tc>
+          <w:tcPr/>
+          <w:p>
+            <w:r>
+              <w:t>Диверсификация выручки</w:t>
+            </w:r>
+          </w:p>
+        </w:tc>
+        <w:tc>
+          <w:tcPr/>
+          <w:p>
+            <w:r>
+              <w:t>перевозки + хранение + фулфилмент + экспедирование — 4 источника снижают риск недозагрузки</w:t>
+            </w:r>
+          </w:p>
+        </w:tc>
+      </w:tr>
+    </w:tbl>
+    <w:p>
+      <w:pPr>
+        <w:pStyle w:val="Heading3"/>
+        <ck:id v="section-3"/>
+      </w:pPr>
+      <w:bookmarkStart w:id="8" w:name="section_3"/>
+      <w:r>
+        <w:t>Целевая аудитория</w:t>
+      </w:r>
+      <w:bookmarkEnd w:id="8"/>
+    </w:p>
+    <w:p>
+      <w:r>
+        <w:t>[Впишите] Портрет основного клиента. Пример: Продавцы маркетплейсов (Uzum Market и аналоги), агроэкспортёры плодоовощной продукции и оптовые торговые компании; для них важны надёжность холодной цепи, скорость обработки заказов и прозрачный учёт в WMS.</w:t>
+      </w:r>
+    </w:p>
+    <w:p>
+      <w:pPr>
+        <w:pStyle w:val="Heading2"/>
+        <ck:id v="marketing"/>
+      </w:pPr>
+      <w:bookmarkStart w:id="9" w:name="marketing"/>
+      <w:r>
+        <w:t>Маркетинговый план</w:t>
+      </w:r>
+      <w:bookmarkEnd w:id="9"/>
     </w:p>
     <w:sdt>
       <w:sdtPr>
@@ -387,7 +946,7 @@
               </w:p>
               <w:p>
                 <w:r>
-                  <w:t>Цикл: приём груза → размещение на складе (в т.ч. в холодильной камере) → учёт в WMS-системе → комплектация заказа → отгрузка транспортом клиента или партнёра-перевозчика. Требуется регистрация склада временного хранения при работе с таможенными грузами.</w:t>
+                  <w:t>Цена — за паллето-место в месяц и за обработку заказа, на уровне рыночной с наценкой за холодильную камеру; продвижение — прямые переговоры с продавцами маркетплейсов и агроэкспортёрами, участие в логистических ассоциациях, первые клиенты — через личные контакты владельца в отрасли.</w:t>
                 </w:r>
               </w:p>
             </w:tc>
@@ -397,7 +956,7 @@
     </w:sdt>
     <w:p>
       <w:r>
-        <w:t>[Впишите] Процесс производства/оказания услуги, ключевые поставщики, оборудование, необходимые лицензии и разрешения.</w:t>
+        <w:t>[Впишите] Ценообразование, каналы продвижения и продаж, план привлечения первых клиентов.</w:t>
       </w:r>
     </w:p>
     <w:p>
@@ -405,11 +964,11 @@
         <w:pStyle w:val="Heading2"/>
         <ck:id v="org"/>
       </w:pPr>
-      <w:bookmarkStart w:id="8" w:name="org"/>
-      <w:r>
-        <w:t>Организационный план</w:t>
-      </w:r>
-      <w:bookmarkEnd w:id="8"/>
+      <w:bookmarkStart w:id="10" w:name="org"/>
+      <w:r>
+        <w:t>Организационный план и персонал</w:t>
+      </w:r>
+      <w:bookmarkEnd w:id="10"/>
     </w:p>
     <w:sdt>
       <w:sdtPr>
@@ -453,7 +1012,7 @@
               </w:p>
               <w:p>
                 <w:r>
-                  <w:t>Директор, менеджер по продажам, кладовщик-оператор WMS, 3 грузчика, охрана на аутсорсе. Форма — ООО, общий налоговый режим (при значительной выручке).</w:t>
+                  <w:t>Менеджер по продажам (административный блок) и производственный персонал склада: кладовщик-оператор WMS, 3 грузчика, 2 водителя. Форма — ООО, общий налоговый режим.</w:t>
                 </w:r>
               </w:p>
             </w:tc>
@@ -461,37 +1020,380 @@
         </w:tbl>
       </w:sdtContent>
     </w:sdt>
-    <w:p>
-      <w:r>
-        <w:t>[Впишите] Команда и роли, штатное расписание, организационно-правовая форма.</w:t>
+    <w:tbl>
+      <w:tblPr>
+        <w:tblStyle w:val="CkTable"/>
+        <w:tblW w:w="0" w:type="auto"/>
+        <w:tblLayout w:type="autofit"/>
+        <w:tblLook w:firstRow="1" w:lastRow="0" w:firstColumn="0" w:lastColumn="0" w:noHBand="0" w:noVBand="1"/>
+      </w:tblPr>
+      <w:tblGrid>
+        <w:gridCol/>
+        <w:gridCol/>
+        <w:gridCol/>
+        <w:gridCol/>
+        <w:gridCol/>
+      </w:tblGrid>
+      <w:tr>
+        <w:trPr>
+          <w:tblHeader/>
+        </w:trPr>
+        <w:tc>
+          <w:tcPr/>
+          <w:p>
+            <w:r>
+              <w:rPr>
+                <w:b/>
+              </w:rPr>
+              <w:t>Должность</w:t>
+            </w:r>
+          </w:p>
+        </w:tc>
+        <w:tc>
+          <w:tcPr/>
+          <w:p>
+            <w:r>
+              <w:rPr>
+                <w:b/>
+              </w:rPr>
+              <w:t>Кол-во, чел.</w:t>
+            </w:r>
+          </w:p>
+        </w:tc>
+        <w:tc>
+          <w:tcPr/>
+          <w:p>
+            <w:r>
+              <w:rPr>
+                <w:b/>
+              </w:rPr>
+              <w:t>Оклад, сум/мес</w:t>
+            </w:r>
+          </w:p>
+        </w:tc>
+        <w:tc>
+          <w:tcPr/>
+          <w:p>
+            <w:r>
+              <w:rPr>
+                <w:b/>
+              </w:rPr>
+              <w:t>ФОТ, сум/мес</w:t>
+            </w:r>
+          </w:p>
+        </w:tc>
+        <w:tc>
+          <w:tcPr/>
+          <w:p>
+            <w:r>
+              <w:rPr>
+                <w:b/>
+              </w:rPr>
+              <w:t>Категория</w:t>
+            </w:r>
+          </w:p>
+        </w:tc>
+      </w:tr>
+      <w:tr>
+        <w:tc>
+          <w:tcPr/>
+          <w:p>
+            <w:r>
+              <w:t>Кладовщик-WMS</w:t>
+            </w:r>
+          </w:p>
+        </w:tc>
+        <w:tc>
+          <w:tcPr/>
+          <w:p>
+            <w:r>
+              <w:t>1</w:t>
+            </w:r>
+          </w:p>
+        </w:tc>
+        <w:tc>
+          <w:tcPr/>
+          <w:p>
+            <w:r>
+              <w:t>9 500 000</w:t>
+            </w:r>
+          </w:p>
+        </w:tc>
+        <w:tc>
+          <w:tcPr/>
+          <w:p>
+            <w:r>
+              <w:t>9 500 000</w:t>
+            </w:r>
+          </w:p>
+        </w:tc>
+        <w:tc>
+          <w:tcPr/>
+          <w:p>
+            <w:r>
+              <w:t>Производственный</w:t>
+            </w:r>
+          </w:p>
+        </w:tc>
+      </w:tr>
+      <w:tr>
+        <w:tc>
+          <w:tcPr/>
+          <w:p>
+            <w:r>
+              <w:t>Грузчики</w:t>
+            </w:r>
+          </w:p>
+        </w:tc>
+        <w:tc>
+          <w:tcPr/>
+          <w:p>
+            <w:r>
+              <w:t>3</w:t>
+            </w:r>
+          </w:p>
+        </w:tc>
+        <w:tc>
+          <w:tcPr/>
+          <w:p>
+            <w:r>
+              <w:t>6 500 000</w:t>
+            </w:r>
+          </w:p>
+        </w:tc>
+        <w:tc>
+          <w:tcPr/>
+          <w:p>
+            <w:r>
+              <w:t>19 500 000</w:t>
+            </w:r>
+          </w:p>
+        </w:tc>
+        <w:tc>
+          <w:tcPr/>
+          <w:p>
+            <w:r>
+              <w:t>Производственный</w:t>
+            </w:r>
+          </w:p>
+        </w:tc>
+      </w:tr>
+      <w:tr>
+        <w:tc>
+          <w:tcPr/>
+          <w:p>
+            <w:r>
+              <w:t>Водители</w:t>
+            </w:r>
+          </w:p>
+        </w:tc>
+        <w:tc>
+          <w:tcPr/>
+          <w:p>
+            <w:r>
+              <w:t>2</w:t>
+            </w:r>
+          </w:p>
+        </w:tc>
+        <w:tc>
+          <w:tcPr/>
+          <w:p>
+            <w:r>
+              <w:t>11 000 000</w:t>
+            </w:r>
+          </w:p>
+        </w:tc>
+        <w:tc>
+          <w:tcPr/>
+          <w:p>
+            <w:r>
+              <w:t>22 000 000</w:t>
+            </w:r>
+          </w:p>
+        </w:tc>
+        <w:tc>
+          <w:tcPr/>
+          <w:p>
+            <w:r>
+              <w:t>Производственный</w:t>
+            </w:r>
+          </w:p>
+        </w:tc>
+      </w:tr>
+      <w:tr>
+        <w:tc>
+          <w:tcPr/>
+          <w:p>
+            <w:r>
+              <w:t>Менеджер по продажам</w:t>
+            </w:r>
+          </w:p>
+        </w:tc>
+        <w:tc>
+          <w:tcPr/>
+          <w:p>
+            <w:r>
+              <w:t>1</w:t>
+            </w:r>
+          </w:p>
+        </w:tc>
+        <w:tc>
+          <w:tcPr/>
+          <w:p>
+            <w:r>
+              <w:t>14 000 000</w:t>
+            </w:r>
+          </w:p>
+        </w:tc>
+        <w:tc>
+          <w:tcPr/>
+          <w:p>
+            <w:r>
+              <w:t>14 000 000</w:t>
+            </w:r>
+          </w:p>
+        </w:tc>
+        <w:tc>
+          <w:tcPr/>
+          <w:p>
+            <w:r>
+              <w:t>Административный</w:t>
+            </w:r>
+          </w:p>
+        </w:tc>
+      </w:tr>
+      <w:tr>
+        <w:tc>
+          <w:tcPr/>
+          <w:p>
+            <w:r>
+              <w:rPr>
+                <w:b/>
+              </w:rPr>
+              <w:t>Итого персонал</w:t>
+            </w:r>
+          </w:p>
+        </w:tc>
+        <w:tc>
+          <w:tcPr/>
+          <w:p>
+            <w:r>
+              <w:rPr>
+                <w:b/>
+              </w:rPr>
+              <w:t>7</w:t>
+            </w:r>
+          </w:p>
+        </w:tc>
+        <w:tc>
+          <w:tcPr/>
+          <w:p/>
+        </w:tc>
+        <w:tc>
+          <w:tcPr/>
+          <w:p>
+            <w:r>
+              <w:rPr>
+                <w:b/>
+              </w:rPr>
+              <w:t>65 000 000</w:t>
+            </w:r>
+          </w:p>
+        </w:tc>
+        <w:tc>
+          <w:tcPr/>
+          <w:p/>
+        </w:tc>
+      </w:tr>
+      <w:tr>
+        <w:tc>
+          <w:tcPr/>
+          <w:p>
+            <w:r>
+              <w:t>ЕСП (единый социальный платёж, 12% от ФОТ)</w:t>
+            </w:r>
+          </w:p>
+        </w:tc>
+        <w:tc>
+          <w:tcPr/>
+          <w:p/>
+        </w:tc>
+        <w:tc>
+          <w:tcPr/>
+          <w:p/>
+        </w:tc>
+        <w:tc>
+          <w:tcPr/>
+          <w:p>
+            <w:r>
+              <w:t>7 800 000</w:t>
+            </w:r>
+          </w:p>
+        </w:tc>
+        <w:tc>
+          <w:tcPr/>
+          <w:p/>
+        </w:tc>
+      </w:tr>
+      <w:tr>
+        <w:tc>
+          <w:tcPr/>
+          <w:p>
+            <w:r>
+              <w:rPr>
+                <w:b/>
+              </w:rPr>
+              <w:t>Итого ФОТ с ЕСП, сум/мес</w:t>
+            </w:r>
+          </w:p>
+        </w:tc>
+        <w:tc>
+          <w:tcPr/>
+          <w:p/>
+        </w:tc>
+        <w:tc>
+          <w:tcPr/>
+          <w:p/>
+        </w:tc>
+        <w:tc>
+          <w:tcPr/>
+          <w:p>
+            <w:r>
+              <w:rPr>
+                <w:b/>
+              </w:rPr>
+              <w:t>72 800 000</w:t>
+            </w:r>
+          </w:p>
+        </w:tc>
+        <w:tc>
+          <w:tcPr/>
+          <w:p/>
+        </w:tc>
+      </w:tr>
+    </w:tbl>
+    <w:p>
+      <w:r>
+        <w:t>[Впишите] Штатное расписание, оклады и организационно-правовая форма вашей компании.</w:t>
       </w:r>
     </w:p>
     <w:p>
       <w:pPr>
         <w:pStyle w:val="Heading2"/>
-        <ck:id v="financial-example"/>
-      </w:pPr>
-      <w:bookmarkStart w:id="9" w:name="financial_example"/>
-      <w:r>
-        <w:t>Пример финансового расчёта</w:t>
-      </w:r>
-      <w:bookmarkEnd w:id="9"/>
-    </w:p>
-    <w:p>
-      <w:r>
-        <w:rPr>
-          <w:rStyle w:val="CkCaption"/>
-          <w:i/>
-        </w:rPr>
-        <w:t>Ниже — полностью посчитанный пример для иллюстративной компании из резюме, на основе рыночных ориентиров 2025-2026 года (аренда, зарплаты, цены на оборудование, налоги, ставки — со ссылкой на источник там, где он известен) и экспертных оценок порядка величины там, где точных данных нет (это отмечено в комментариях). Он показывает логику расчёта и реалистичный масштаб цифр — это не финансовая отчётность и не готовая заявка на кредит. Тот же расчёт с рабочими формулами — в Excel-файле с тем же названием; замените суммы там на данные своего проекта, и всё пересчитается автоматически.</w:t>
-      </w:r>
+        <ck:id v="financing"/>
+      </w:pPr>
+      <w:bookmarkStart w:id="11" w:name="financing"/>
+      <w:r>
+        <w:t>Смета проекта и структура финансирования</w:t>
+      </w:r>
+      <w:bookmarkEnd w:id="11"/>
     </w:p>
     <w:p>
       <w:r>
         <w:rPr>
           <w:b/>
         </w:rPr>
-        <w:t>Стартовые затраты (единоразово)</w:t>
+        <w:t>Смета проекта (стартовые инвестиции)</w:t>
       </w:r>
     </w:p>
     <w:tbl>
@@ -517,7 +1419,7 @@
               <w:rPr>
                 <w:b/>
               </w:rPr>
-              <w:t>Статья</w:t>
+              <w:t>Статья затрат</w:t>
             </w:r>
           </w:p>
         </w:tc>
@@ -539,17 +1441,17 @@
               <w:rPr>
                 <w:b/>
               </w:rPr>
-              <w:t>Комментарий</w:t>
-            </w:r>
-          </w:p>
-        </w:tc>
-      </w:tr>
-      <w:tr>
-        <w:tc>
-          <w:tcPr/>
-          <w:p>
-            <w:r>
-              <w:t>Транспорт</w:t>
+              <w:t>Тип актива</w:t>
+            </w:r>
+          </w:p>
+        </w:tc>
+      </w:tr>
+      <w:tr>
+        <w:tc>
+          <w:tcPr/>
+          <w:p>
+            <w:r>
+              <w:t>Транспорт (погрузчик, фургон)</w:t>
             </w:r>
           </w:p>
         </w:tc>
@@ -565,7 +1467,7 @@
           <w:tcPr/>
           <w:p>
             <w:r>
-              <w:t>оценка: б/у вилочный погрузчик (~150-180 млн) + грузопассажирский фургон для фулфилмента (~140-150 млн)</w:t>
+              <w:t>Основные средства</w:t>
             </w:r>
           </w:p>
         </w:tc>
@@ -591,7 +1493,7 @@
           <w:tcPr/>
           <w:p>
             <w:r>
-              <w:t>оценка: паллетные стеллажи под 1500 паллето-мест, ~350-400 тыс. сум/паллетоместо с монтажом</w:t>
+              <w:t>Основные средства</w:t>
             </w:r>
           </w:p>
         </w:tc>
@@ -617,7 +1519,33 @@
           <w:tcPr/>
           <w:p>
             <w:r>
-              <w:t>оценка: холодильная камера (сэндвич-панели + моноблок) на часть склада под скоропортящиеся товары</w:t>
+              <w:t>Основные средства</w:t>
+            </w:r>
+          </w:p>
+        </w:tc>
+      </w:tr>
+      <w:tr>
+        <w:tc>
+          <w:tcPr/>
+          <w:p>
+            <w:r>
+              <w:t>IT-система учёта (WMS/TMS)</w:t>
+            </w:r>
+          </w:p>
+        </w:tc>
+        <w:tc>
+          <w:tcPr/>
+          <w:p>
+            <w:r>
+              <w:t>60 000 000</w:t>
+            </w:r>
+          </w:p>
+        </w:tc>
+        <w:tc>
+          <w:tcPr/>
+          <w:p>
+            <w:r>
+              <w:t>Основные средства</w:t>
             </w:r>
           </w:p>
         </w:tc>
@@ -643,83 +1571,54 @@
           <w:tcPr/>
           <w:p>
             <w:r>
-              <w:t>оценка: регистрация ООО, лицензия перевозчика, сертификаты/допуски</w:t>
-            </w:r>
-          </w:p>
-        </w:tc>
-      </w:tr>
-      <w:tr>
-        <w:tc>
-          <w:tcPr/>
-          <w:p>
-            <w:r>
-              <w:t>IT-система учёта (WMS/TMS)</w:t>
-            </w:r>
-          </w:p>
-        </w:tc>
-        <w:tc>
-          <w:tcPr/>
-          <w:p>
-            <w:r>
-              <w:t>60 000 000</w:t>
-            </w:r>
-          </w:p>
-        </w:tc>
-        <w:tc>
-          <w:tcPr/>
-          <w:p>
-            <w:r>
-              <w:t>оценка: внедрение складской/транспортной системы учёта, включая первый год подписки</w:t>
-            </w:r>
-          </w:p>
-        </w:tc>
-      </w:tr>
-      <w:tr>
-        <w:tc>
-          <w:tcPr/>
-          <w:p>
-            <w:r>
-              <w:t>Оборотный капитал на старте</w:t>
-            </w:r>
-          </w:p>
-        </w:tc>
-        <w:tc>
-          <w:tcPr/>
-          <w:p>
-            <w:r>
-              <w:t>525 000 000</w:t>
-            </w:r>
-          </w:p>
-        </w:tc>
-        <w:tc>
-          <w:tcPr/>
-          <w:p>
-            <w:r>
-              <w:t>расчёт: ~3 месяца операционных расходов на период выхода на плановую загрузку</w:t>
-            </w:r>
-          </w:p>
-        </w:tc>
-      </w:tr>
-      <w:tr>
-        <w:tc>
-          <w:tcPr/>
-          <w:p>
-            <w:r>
-              <w:rPr>
-                <w:b/>
-              </w:rPr>
-              <w:t>Итого стартовые затраты</w:t>
-            </w:r>
-          </w:p>
-        </w:tc>
-        <w:tc>
-          <w:tcPr/>
-          <w:p>
-            <w:r>
-              <w:rPr>
-                <w:b/>
-              </w:rPr>
-              <w:t>1 800 000 000</w:t>
+              <w:t>Оборотные средства</w:t>
+            </w:r>
+          </w:p>
+        </w:tc>
+      </w:tr>
+      <w:tr>
+        <w:tc>
+          <w:tcPr/>
+          <w:p>
+            <w:r>
+              <w:t>Финансирование дебиторской задолженности и запасов на период выхода на плановую мощность</w:t>
+            </w:r>
+          </w:p>
+        </w:tc>
+        <w:tc>
+          <w:tcPr/>
+          <w:p>
+            <w:r>
+              <w:t>291 205 000</w:t>
+            </w:r>
+          </w:p>
+        </w:tc>
+        <w:tc>
+          <w:tcPr/>
+          <w:p>
+            <w:r>
+              <w:t>Оборотные средства</w:t>
+            </w:r>
+          </w:p>
+        </w:tc>
+      </w:tr>
+      <w:tr>
+        <w:tc>
+          <w:tcPr/>
+          <w:p>
+            <w:r>
+              <w:t>Итого основные средства</w:t>
+            </w:r>
+          </w:p>
+        </w:tc>
+        <w:tc>
+          <w:tcPr/>
+          <w:p>
+            <w:r>
+              <w:rPr>
+                <w:b/>
+              </w:rPr>
+              <w:t>1 260 000 000</w:t>
             </w:r>
           </w:p>
         </w:tc>
@@ -728,13 +1627,75 @@
           <w:p/>
         </w:tc>
       </w:tr>
+      <w:tr>
+        <w:tc>
+          <w:tcPr/>
+          <w:p>
+            <w:r>
+              <w:t>Итого оборотные средства</w:t>
+            </w:r>
+          </w:p>
+        </w:tc>
+        <w:tc>
+          <w:tcPr/>
+          <w:p>
+            <w:r>
+              <w:rPr>
+                <w:b/>
+              </w:rPr>
+              <w:t>306 205 000</w:t>
+            </w:r>
+          </w:p>
+        </w:tc>
+        <w:tc>
+          <w:tcPr/>
+          <w:p/>
+        </w:tc>
+      </w:tr>
+      <w:tr>
+        <w:tc>
+          <w:tcPr/>
+          <w:p>
+            <w:r>
+              <w:rPr>
+                <w:b/>
+              </w:rPr>
+              <w:t>ИТОГО СМЕТА ПРОЕКТА</w:t>
+            </w:r>
+          </w:p>
+        </w:tc>
+        <w:tc>
+          <w:tcPr/>
+          <w:p>
+            <w:r>
+              <w:rPr>
+                <w:b/>
+              </w:rPr>
+              <w:t>1 566 205 000</w:t>
+            </w:r>
+          </w:p>
+        </w:tc>
+        <w:tc>
+          <w:tcPr/>
+          <w:p/>
+        </w:tc>
+      </w:tr>
     </w:tbl>
+    <w:p>
+      <w:r>
+        <w:rPr>
+          <w:rStyle w:val="CkCaption"/>
+          <w:i/>
+        </w:rPr>
+        <w:t>Строка «Финансирование дебиторской задолженности и запасов на период выхода на плановую мощность» — расчётная величина: расчётная величина — обеспечивает положительный остаток денежных средств в течение Года 1 при выходе на плановую загрузку (см. лист «Поток наличности»).</w:t>
+      </w:r>
+    </w:p>
     <w:p>
       <w:r>
         <w:rPr>
           <w:b/>
         </w:rPr>
-        <w:t>Ежемесячная выручка</w:t>
+        <w:t>Структура финансирования</w:t>
       </w:r>
     </w:p>
     <w:tbl>
@@ -760,7 +1721,7 @@
               <w:rPr>
                 <w:b/>
               </w:rPr>
-              <w:t>Статья</w:t>
+              <w:t>Источник</w:t>
             </w:r>
           </w:p>
         </w:tc>
@@ -782,141 +1743,96 @@
               <w:rPr>
                 <w:b/>
               </w:rPr>
-              <w:t>Комментарий</w:t>
-            </w:r>
-          </w:p>
-        </w:tc>
-      </w:tr>
-      <w:tr>
-        <w:tc>
-          <w:tcPr/>
-          <w:p>
-            <w:r>
-              <w:t>Перевозки по договорам</w:t>
-            </w:r>
-          </w:p>
-        </w:tc>
-        <w:tc>
-          <w:tcPr/>
-          <w:p>
-            <w:r>
-              <w:t>90 000 000</w:t>
-            </w:r>
-          </w:p>
-        </w:tc>
-        <w:tc>
-          <w:tcPr/>
-          <w:p>
-            <w:r>
-              <w:t>оценка выручки по контрактам на перевозку для оптовых клиентов рынка</w:t>
-            </w:r>
-          </w:p>
-        </w:tc>
-      </w:tr>
-      <w:tr>
-        <w:tc>
-          <w:tcPr/>
-          <w:p>
-            <w:r>
-              <w:t>Складское хранение</w:t>
-            </w:r>
-          </w:p>
-        </w:tc>
-        <w:tc>
-          <w:tcPr/>
-          <w:p>
-            <w:r>
-              <w:t>40 000 000</w:t>
-            </w:r>
-          </w:p>
-        </w:tc>
-        <w:tc>
-          <w:tcPr/>
-          <w:p>
-            <w:r>
-              <w:t>расчёт: ~1050 занятых паллето-мест (70% загрузки) × ~35 тыс. сум/паллетоместо/мес.</w:t>
-            </w:r>
-          </w:p>
-        </w:tc>
-      </w:tr>
-      <w:tr>
-        <w:tc>
-          <w:tcPr/>
-          <w:p>
-            <w:r>
-              <w:t>Фулфилмент для продавцов маркетплейсов</w:t>
-            </w:r>
-          </w:p>
-        </w:tc>
-        <w:tc>
-          <w:tcPr/>
-          <w:p>
-            <w:r>
-              <w:t>70 000 000</w:t>
-            </w:r>
-          </w:p>
-        </w:tc>
-        <w:tc>
-          <w:tcPr/>
-          <w:p>
-            <w:r>
-              <w:t>оценка: быстрорастущий сегмент на фоне роста продавцов Uzum Market</w:t>
-            </w:r>
-          </w:p>
-        </w:tc>
-      </w:tr>
-      <w:tr>
-        <w:tc>
-          <w:tcPr/>
-          <w:p>
-            <w:r>
-              <w:t>Экспедирование и таможенное оформление</w:t>
-            </w:r>
-          </w:p>
-        </w:tc>
-        <w:tc>
-          <w:tcPr/>
-          <w:p>
-            <w:r>
-              <w:t>35 000 000</w:t>
-            </w:r>
-          </w:p>
-        </w:tc>
-        <w:tc>
-          <w:tcPr/>
-          <w:p>
-            <w:r>
-              <w:t>оценка сопутствующей выручки от таможенного оформления и экспедирования</w:t>
-            </w:r>
-          </w:p>
-        </w:tc>
-      </w:tr>
-      <w:tr>
-        <w:tc>
-          <w:tcPr/>
-          <w:p>
-            <w:r>
-              <w:rPr>
-                <w:b/>
-              </w:rPr>
-              <w:t>Итого выручка/мес</w:t>
-            </w:r>
-          </w:p>
-        </w:tc>
-        <w:tc>
-          <w:tcPr/>
-          <w:p>
-            <w:r>
-              <w:rPr>
-                <w:b/>
-              </w:rPr>
-              <w:t>235 000 000</w:t>
-            </w:r>
-          </w:p>
-        </w:tc>
-        <w:tc>
-          <w:tcPr/>
-          <w:p/>
+              <w:t>Доля, %</w:t>
+            </w:r>
+          </w:p>
+        </w:tc>
+      </w:tr>
+      <w:tr>
+        <w:tc>
+          <w:tcPr/>
+          <w:p>
+            <w:r>
+              <w:t>Банковский кредит</w:t>
+            </w:r>
+          </w:p>
+        </w:tc>
+        <w:tc>
+          <w:tcPr/>
+          <w:p>
+            <w:r>
+              <w:t>1 260 000 000</w:t>
+            </w:r>
+          </w:p>
+        </w:tc>
+        <w:tc>
+          <w:tcPr/>
+          <w:p>
+            <w:r>
+              <w:t>78,8%</w:t>
+            </w:r>
+          </w:p>
+        </w:tc>
+      </w:tr>
+      <w:tr>
+        <w:tc>
+          <w:tcPr/>
+          <w:p>
+            <w:r>
+              <w:t>Собственный капитал инициатора</w:t>
+            </w:r>
+          </w:p>
+        </w:tc>
+        <w:tc>
+          <w:tcPr/>
+          <w:p>
+            <w:r>
+              <w:t>339 705 000</w:t>
+            </w:r>
+          </w:p>
+        </w:tc>
+        <w:tc>
+          <w:tcPr/>
+          <w:p>
+            <w:r>
+              <w:t>21,2%</w:t>
+            </w:r>
+          </w:p>
+        </w:tc>
+      </w:tr>
+      <w:tr>
+        <w:tc>
+          <w:tcPr/>
+          <w:p>
+            <w:r>
+              <w:rPr>
+                <w:b/>
+              </w:rPr>
+              <w:t>ИТОГО ПОТРЕБНОСТЬ В ФИНАНСИРОВАНИИ</w:t>
+            </w:r>
+          </w:p>
+        </w:tc>
+        <w:tc>
+          <w:tcPr/>
+          <w:p>
+            <w:r>
+              <w:rPr>
+                <w:b/>
+              </w:rPr>
+              <w:t>1 599 705 000</w:t>
+            </w:r>
+          </w:p>
+        </w:tc>
+        <w:tc>
+          <w:tcPr/>
+          <w:p>
+            <w:r>
+              <w:rPr>
+                <w:b/>
+              </w:rPr>
+              <w:t>100%</w:t>
+            </w:r>
+          </w:p>
         </w:tc>
       </w:tr>
     </w:tbl>
@@ -925,7 +1841,187 @@
         <w:rPr>
           <w:b/>
         </w:rPr>
-        <w:t>Ежемесячные операционные расходы</w:t>
+        <w:t>Условия кредита</w:t>
+      </w:r>
+    </w:p>
+    <w:tbl>
+      <w:tblPr>
+        <w:tblStyle w:val="CkTable"/>
+        <w:tblW w:w="0" w:type="auto"/>
+        <w:tblLayout w:type="autofit"/>
+        <w:tblLook w:firstRow="1" w:lastRow="0" w:firstColumn="0" w:lastColumn="0" w:noHBand="0" w:noVBand="1"/>
+      </w:tblPr>
+      <w:tblGrid>
+        <w:gridCol/>
+        <w:gridCol/>
+      </w:tblGrid>
+      <w:tr>
+        <w:trPr>
+          <w:tblHeader/>
+        </w:trPr>
+        <w:tc>
+          <w:tcPr/>
+          <w:p>
+            <w:r>
+              <w:rPr>
+                <w:b/>
+              </w:rPr>
+              <w:t>Параметр</w:t>
+            </w:r>
+          </w:p>
+        </w:tc>
+        <w:tc>
+          <w:tcPr/>
+          <w:p>
+            <w:r>
+              <w:rPr>
+                <w:b/>
+              </w:rPr>
+              <w:t>Значение</w:t>
+            </w:r>
+          </w:p>
+        </w:tc>
+      </w:tr>
+      <w:tr>
+        <w:tc>
+          <w:tcPr/>
+          <w:p>
+            <w:r>
+              <w:t>Сумма кредита</w:t>
+            </w:r>
+          </w:p>
+        </w:tc>
+        <w:tc>
+          <w:tcPr/>
+          <w:p>
+            <w:r>
+              <w:t>1 260 000 000 сум</w:t>
+            </w:r>
+          </w:p>
+        </w:tc>
+      </w:tr>
+      <w:tr>
+        <w:tc>
+          <w:tcPr/>
+          <w:p>
+            <w:r>
+              <w:t>Срок</w:t>
+            </w:r>
+          </w:p>
+        </w:tc>
+        <w:tc>
+          <w:tcPr/>
+          <w:p>
+            <w:r>
+              <w:t>48 месяцев</w:t>
+            </w:r>
+          </w:p>
+        </w:tc>
+      </w:tr>
+      <w:tr>
+        <w:tc>
+          <w:tcPr/>
+          <w:p>
+            <w:r>
+              <w:t>Процентная ставка</w:t>
+            </w:r>
+          </w:p>
+        </w:tc>
+        <w:tc>
+          <w:tcPr/>
+          <w:p>
+            <w:r>
+              <w:t>22% годовых</w:t>
+            </w:r>
+          </w:p>
+        </w:tc>
+      </w:tr>
+      <w:tr>
+        <w:tc>
+          <w:tcPr/>
+          <w:p>
+            <w:r>
+              <w:t>Льготный период (уплата только процентов)</w:t>
+            </w:r>
+          </w:p>
+        </w:tc>
+        <w:tc>
+          <w:tcPr/>
+          <w:p>
+            <w:r>
+              <w:t>6 месяца(ев)</w:t>
+            </w:r>
+          </w:p>
+        </w:tc>
+      </w:tr>
+      <w:tr>
+        <w:tc>
+          <w:tcPr/>
+          <w:p>
+            <w:r>
+              <w:t>Порядок погашения основного долга</w:t>
+            </w:r>
+          </w:p>
+        </w:tc>
+        <w:tc>
+          <w:tcPr/>
+          <w:p>
+            <w:r>
+              <w:t>равными долями после льготного периода</w:t>
+            </w:r>
+          </w:p>
+        </w:tc>
+      </w:tr>
+      <w:tr>
+        <w:tc>
+          <w:tcPr/>
+          <w:p>
+            <w:r>
+              <w:t>Разовые сборы (комиссия банка 1,5%, нотариальное оформление залога, страхование залога 1%)</w:t>
+            </w:r>
+          </w:p>
+        </w:tc>
+        <w:tc>
+          <w:tcPr/>
+          <w:p>
+            <w:r>
+              <w:t>33 500 000 сум</w:t>
+            </w:r>
+          </w:p>
+        </w:tc>
+      </w:tr>
+    </w:tbl>
+    <w:p>
+      <w:r>
+        <w:t>[Впишите] Замените суммы, условия кредита и долю собственного капитала на данные вашего проекта — банк оценивает прежде всего долю собственного участия заёмщика и достаточность залогового обеспечения.</w:t>
+      </w:r>
+    </w:p>
+    <w:p>
+      <w:pPr>
+        <w:pStyle w:val="Heading2"/>
+        <ck:id v="financial-plan"/>
+      </w:pPr>
+      <w:bookmarkStart w:id="12" w:name="financial_plan"/>
+      <w:r>
+        <w:t>Финансовый план</w:t>
+      </w:r>
+      <w:bookmarkEnd w:id="12"/>
+    </w:p>
+    <w:p>
+      <w:r>
+        <w:rPr>
+          <w:rStyle w:val="CkCaption"/>
+          <w:i/>
+        </w:rPr>
+        <w:t>Показатели ниже рассчитаны в приложенном Excel-файле по формулам и приведены здесь для удобства чтения; при изменении исходных данных в Excel все цифры пересчитаются автоматически.</w:t>
+      </w:r>
+    </w:p>
+    <w:p>
+      <w:r>
+        <w:rPr>
+          <w:b/>
+        </w:rPr>
+        <w:t>Выручка при выходе на проектную мощность (сум/мес)</w:t>
       </w:r>
     </w:p>
     <w:tbl>
@@ -951,39 +2047,237 @@
               <w:rPr>
                 <w:b/>
               </w:rPr>
-              <w:t>Статья</w:t>
-            </w:r>
-          </w:p>
-        </w:tc>
-        <w:tc>
-          <w:tcPr/>
-          <w:p>
-            <w:r>
-              <w:rPr>
-                <w:b/>
-              </w:rPr>
-              <w:t>Сумма, сум</w:t>
-            </w:r>
-          </w:p>
-        </w:tc>
-        <w:tc>
-          <w:tcPr/>
-          <w:p>
-            <w:r>
-              <w:rPr>
-                <w:b/>
-              </w:rPr>
-              <w:t>Комментарий</w:t>
-            </w:r>
-          </w:p>
-        </w:tc>
-      </w:tr>
-      <w:tr>
-        <w:tc>
-          <w:tcPr/>
-          <w:p>
-            <w:r>
-              <w:t>ГСМ</w:t>
+              <w:t>Канал сбыта</w:t>
+            </w:r>
+          </w:p>
+        </w:tc>
+        <w:tc>
+          <w:tcPr/>
+          <w:p>
+            <w:r>
+              <w:rPr>
+                <w:b/>
+              </w:rPr>
+              <w:t>Доля</w:t>
+            </w:r>
+          </w:p>
+        </w:tc>
+        <w:tc>
+          <w:tcPr/>
+          <w:p>
+            <w:r>
+              <w:rPr>
+                <w:b/>
+              </w:rPr>
+              <w:t>Сумма, сум/мес</w:t>
+            </w:r>
+          </w:p>
+        </w:tc>
+      </w:tr>
+      <w:tr>
+        <w:tc>
+          <w:tcPr/>
+          <w:p>
+            <w:r>
+              <w:t>Перевозки по договорам</w:t>
+            </w:r>
+          </w:p>
+        </w:tc>
+        <w:tc>
+          <w:tcPr/>
+          <w:p>
+            <w:r>
+              <w:t>38%</w:t>
+            </w:r>
+          </w:p>
+        </w:tc>
+        <w:tc>
+          <w:tcPr/>
+          <w:p>
+            <w:r>
+              <w:t>90 000 000</w:t>
+            </w:r>
+          </w:p>
+        </w:tc>
+      </w:tr>
+      <w:tr>
+        <w:tc>
+          <w:tcPr/>
+          <w:p>
+            <w:r>
+              <w:t>Складское хранение</w:t>
+            </w:r>
+          </w:p>
+        </w:tc>
+        <w:tc>
+          <w:tcPr/>
+          <w:p>
+            <w:r>
+              <w:t>17%</w:t>
+            </w:r>
+          </w:p>
+        </w:tc>
+        <w:tc>
+          <w:tcPr/>
+          <w:p>
+            <w:r>
+              <w:t>40 000 000</w:t>
+            </w:r>
+          </w:p>
+        </w:tc>
+      </w:tr>
+      <w:tr>
+        <w:tc>
+          <w:tcPr/>
+          <w:p>
+            <w:r>
+              <w:t>Фулфилмент для продавцов маркетплейсов</w:t>
+            </w:r>
+          </w:p>
+        </w:tc>
+        <w:tc>
+          <w:tcPr/>
+          <w:p>
+            <w:r>
+              <w:t>30%</w:t>
+            </w:r>
+          </w:p>
+        </w:tc>
+        <w:tc>
+          <w:tcPr/>
+          <w:p>
+            <w:r>
+              <w:t>70 000 000</w:t>
+            </w:r>
+          </w:p>
+        </w:tc>
+      </w:tr>
+      <w:tr>
+        <w:tc>
+          <w:tcPr/>
+          <w:p>
+            <w:r>
+              <w:t>Экспедирование и таможенное оформление</w:t>
+            </w:r>
+          </w:p>
+        </w:tc>
+        <w:tc>
+          <w:tcPr/>
+          <w:p>
+            <w:r>
+              <w:t>15%</w:t>
+            </w:r>
+          </w:p>
+        </w:tc>
+        <w:tc>
+          <w:tcPr/>
+          <w:p>
+            <w:r>
+              <w:t>35 000 000</w:t>
+            </w:r>
+          </w:p>
+        </w:tc>
+      </w:tr>
+      <w:tr>
+        <w:tc>
+          <w:tcPr/>
+          <w:p>
+            <w:r>
+              <w:rPr>
+                <w:b/>
+              </w:rPr>
+              <w:t>ИТОГО ВЫРУЧКА ПРИ ПОЛНОЙ МОЩНОСТИ</w:t>
+            </w:r>
+          </w:p>
+        </w:tc>
+        <w:tc>
+          <w:tcPr/>
+          <w:p>
+            <w:r>
+              <w:rPr>
+                <w:b/>
+              </w:rPr>
+              <w:t>100%</w:t>
+            </w:r>
+          </w:p>
+        </w:tc>
+        <w:tc>
+          <w:tcPr/>
+          <w:p>
+            <w:r>
+              <w:rPr>
+                <w:b/>
+              </w:rPr>
+              <w:t>235 000 000</w:t>
+            </w:r>
+          </w:p>
+        </w:tc>
+      </w:tr>
+    </w:tbl>
+    <w:p>
+      <w:r>
+        <w:rPr>
+          <w:b/>
+        </w:rPr>
+        <w:t>Затраты при выходе на проектную мощность (сум/мес)</w:t>
+      </w:r>
+    </w:p>
+    <w:tbl>
+      <w:tblPr>
+        <w:tblStyle w:val="CkTable"/>
+        <w:tblW w:w="0" w:type="auto"/>
+        <w:tblLayout w:type="autofit"/>
+        <w:tblLook w:firstRow="1" w:lastRow="0" w:firstColumn="0" w:lastColumn="0" w:noHBand="0" w:noVBand="1"/>
+      </w:tblPr>
+      <w:tblGrid>
+        <w:gridCol/>
+        <w:gridCol/>
+        <w:gridCol/>
+      </w:tblGrid>
+      <w:tr>
+        <w:trPr>
+          <w:tblHeader/>
+        </w:trPr>
+        <w:tc>
+          <w:tcPr/>
+          <w:p>
+            <w:r>
+              <w:rPr>
+                <w:b/>
+              </w:rPr>
+              <w:t>Статья затрат</w:t>
+            </w:r>
+          </w:p>
+        </w:tc>
+        <w:tc>
+          <w:tcPr/>
+          <w:p>
+            <w:r>
+              <w:rPr>
+                <w:b/>
+              </w:rPr>
+              <w:t>Сумма, сум/мес</w:t>
+            </w:r>
+          </w:p>
+        </w:tc>
+        <w:tc>
+          <w:tcPr/>
+          <w:p>
+            <w:r>
+              <w:rPr>
+                <w:b/>
+              </w:rPr>
+              <w:t>Доля постоянных</w:t>
+            </w:r>
+          </w:p>
+        </w:tc>
+      </w:tr>
+      <w:tr>
+        <w:tc>
+          <w:tcPr/>
+          <w:p>
+            <w:r>
+              <w:t>Сырьё / материалы</w:t>
             </w:r>
           </w:p>
         </w:tc>
@@ -999,121 +2293,17 @@
           <w:tcPr/>
           <w:p>
             <w:r>
-              <w:t>расчёт: ~2000 л дизтоплива/мес × ~15 000 сум/л (розничная цена в Ташкенте, сент. 2026)</w:t>
-            </w:r>
-          </w:p>
-        </w:tc>
-      </w:tr>
-      <w:tr>
-        <w:tc>
-          <w:tcPr/>
-          <w:p>
-            <w:r>
-              <w:t>ФОТ водителей / складского персонала</w:t>
-            </w:r>
-          </w:p>
-        </w:tc>
-        <w:tc>
-          <w:tcPr/>
-          <w:p>
-            <w:r>
-              <w:t>65 000 000</w:t>
-            </w:r>
-          </w:p>
-        </w:tc>
-        <w:tc>
-          <w:tcPr/>
-          <w:p>
-            <w:r>
-              <w:t>менеджер по продажам, кладовщик-WMS, 3 грузчика, 2 водителя, охрана на аутсорсе — ориентир выше МРОТ (1 360 000 сум с 01.09.2026, Norma.uz)</w:t>
-            </w:r>
-          </w:p>
-        </w:tc>
-      </w:tr>
-      <w:tr>
-        <w:tc>
-          <w:tcPr/>
-          <w:p>
-            <w:r>
-              <w:t>Лизинговые платежи</w:t>
-            </w:r>
-          </w:p>
-        </w:tc>
-        <w:tc>
-          <w:tcPr/>
-          <w:p>
-            <w:r>
-              <w:t>25 000 000</w:t>
-            </w:r>
-          </w:p>
-        </w:tc>
-        <w:tc>
-          <w:tcPr/>
-          <w:p>
-            <w:r>
-              <w:t>оценка: лизинг рефрижераторного грузовика исходя из стоимости техники ~500-600 млн на 3-4 года</w:t>
-            </w:r>
-          </w:p>
-        </w:tc>
-      </w:tr>
-      <w:tr>
-        <w:tc>
-          <w:tcPr/>
-          <w:p>
-            <w:r>
-              <w:t>Обслуживание техники</w:t>
-            </w:r>
-          </w:p>
-        </w:tc>
-        <w:tc>
-          <w:tcPr/>
-          <w:p>
-            <w:r>
-              <w:t>8 000 000</w:t>
-            </w:r>
-          </w:p>
-        </w:tc>
-        <w:tc>
-          <w:tcPr/>
-          <w:p>
-            <w:r>
-              <w:t>оценка: плановое ТО, шины, ремонт погрузчика и автопарка</w:t>
-            </w:r>
-          </w:p>
-        </w:tc>
-      </w:tr>
-      <w:tr>
-        <w:tc>
-          <w:tcPr/>
-          <w:p>
-            <w:r>
-              <w:t>Аренда склада / земли</w:t>
-            </w:r>
-          </w:p>
-        </w:tc>
-        <w:tc>
-          <w:tcPr/>
-          <w:p>
-            <w:r>
-              <w:t>25 000 000</w:t>
-            </w:r>
-          </w:p>
-        </w:tc>
-        <w:tc>
-          <w:tcPr/>
-          <w:p>
-            <w:r>
-              <w:t>оценка аренды земли под мини-склад (~2000-3000 м²) в промзоне Ташкентской обл.</w:t>
-            </w:r>
-          </w:p>
-        </w:tc>
-      </w:tr>
-      <w:tr>
-        <w:tc>
-          <w:tcPr/>
-          <w:p>
-            <w:r>
-              <w:t>Электроэнергия (в т.ч. холодильные камеры)</w:t>
+              <w:t>0%</w:t>
+            </w:r>
+          </w:p>
+        </w:tc>
+      </w:tr>
+      <w:tr>
+        <w:tc>
+          <w:tcPr/>
+          <w:p>
+            <w:r>
+              <w:t>Коммунальные услуги</w:t>
             </w:r>
           </w:p>
         </w:tc>
@@ -1129,57 +2319,135 @@
           <w:tcPr/>
           <w:p>
             <w:r>
-              <w:t>оценка энергопотребления холодильной камеры и складского оборудования</w:t>
-            </w:r>
-          </w:p>
-        </w:tc>
-      </w:tr>
-      <w:tr>
-        <w:tc>
-          <w:tcPr/>
-          <w:p>
-            <w:r>
-              <w:t>Страхование груза и транспорта</w:t>
-            </w:r>
-          </w:p>
-        </w:tc>
-        <w:tc>
-          <w:tcPr/>
-          <w:p>
-            <w:r>
-              <w:t>5 000 000</w:t>
-            </w:r>
-          </w:p>
-        </w:tc>
-        <w:tc>
-          <w:tcPr/>
-          <w:p>
-            <w:r>
-              <w:t>оценка страховых премий (КАСКО/ОСАГО на автопарк + страхование грузов)</w:t>
-            </w:r>
-          </w:p>
-        </w:tc>
-      </w:tr>
-      <w:tr>
-        <w:tc>
-          <w:tcPr/>
-          <w:p>
-            <w:r>
-              <w:rPr>
-                <w:b/>
-              </w:rPr>
-              <w:t>Итого расходы/мес</w:t>
-            </w:r>
-          </w:p>
-        </w:tc>
-        <w:tc>
-          <w:tcPr/>
-          <w:p>
-            <w:r>
-              <w:rPr>
-                <w:b/>
-              </w:rPr>
-              <w:t>173 000 000</w:t>
+              <w:t>30%</w:t>
+            </w:r>
+          </w:p>
+        </w:tc>
+      </w:tr>
+      <w:tr>
+        <w:tc>
+          <w:tcPr/>
+          <w:p>
+            <w:r>
+              <w:t>ФОТ и ЕСП производственный</w:t>
+            </w:r>
+          </w:p>
+        </w:tc>
+        <w:tc>
+          <w:tcPr/>
+          <w:p>
+            <w:r>
+              <w:t>57 120 000</w:t>
+            </w:r>
+          </w:p>
+        </w:tc>
+        <w:tc>
+          <w:tcPr/>
+          <w:p>
+            <w:r>
+              <w:t>100%</w:t>
+            </w:r>
+          </w:p>
+        </w:tc>
+      </w:tr>
+      <w:tr>
+        <w:tc>
+          <w:tcPr/>
+          <w:p>
+            <w:r>
+              <w:t>ФОТ и ЕСП административный</w:t>
+            </w:r>
+          </w:p>
+        </w:tc>
+        <w:tc>
+          <w:tcPr/>
+          <w:p>
+            <w:r>
+              <w:t>15 680 000</w:t>
+            </w:r>
+          </w:p>
+        </w:tc>
+        <w:tc>
+          <w:tcPr/>
+          <w:p>
+            <w:r>
+              <w:t>100%</w:t>
+            </w:r>
+          </w:p>
+        </w:tc>
+      </w:tr>
+      <w:tr>
+        <w:tc>
+          <w:tcPr/>
+          <w:p>
+            <w:r>
+              <w:t>Амортизация</w:t>
+            </w:r>
+          </w:p>
+        </w:tc>
+        <w:tc>
+          <w:tcPr/>
+          <w:p>
+            <w:r>
+              <w:t>15 208 333</w:t>
+            </w:r>
+          </w:p>
+        </w:tc>
+        <w:tc>
+          <w:tcPr/>
+          <w:p>
+            <w:r>
+              <w:t>100%</w:t>
+            </w:r>
+          </w:p>
+        </w:tc>
+      </w:tr>
+      <w:tr>
+        <w:tc>
+          <w:tcPr/>
+          <w:p>
+            <w:r>
+              <w:t>Прочие общехозяйственные расходы</w:t>
+            </w:r>
+          </w:p>
+        </w:tc>
+        <w:tc>
+          <w:tcPr/>
+          <w:p>
+            <w:r>
+              <w:t>63 000 000</w:t>
+            </w:r>
+          </w:p>
+        </w:tc>
+        <w:tc>
+          <w:tcPr/>
+          <w:p>
+            <w:r>
+              <w:t>100%</w:t>
+            </w:r>
+          </w:p>
+        </w:tc>
+      </w:tr>
+      <w:tr>
+        <w:tc>
+          <w:tcPr/>
+          <w:p>
+            <w:r>
+              <w:rPr>
+                <w:b/>
+              </w:rPr>
+              <w:t>ИТОГО ЗАТРАТЫ ПРИ ПОЛНОЙ МОЩНОСТИ</w:t>
+            </w:r>
+          </w:p>
+        </w:tc>
+        <w:tc>
+          <w:tcPr/>
+          <w:p>
+            <w:r>
+              <w:rPr>
+                <w:b/>
+              </w:rPr>
+              <w:t>196 008 333</w:t>
             </w:r>
           </w:p>
         </w:tc>
@@ -1189,6 +2457,797 @@
         </w:tc>
       </w:tr>
     </w:tbl>
+    <w:p>
+      <w:r>
+        <w:rPr>
+          <w:b/>
+        </w:rPr>
+        <w:t>Выход на мощность в Году 1</w:t>
+      </w:r>
+      <w:r>
+        <w:t xml:space="preserve"> — проект не стартует сразу со 100% загрузки: в модели заложен постепенный выход на проектную мощность за 6 месяцев (50% → 65% → 78% → 88% → 95% → 100%), что реалистичнее для нового бизнеса и напрямую влияет на потребность в оборотном капитале и денежный поток первых месяцев (см. лист «План продаж» в Excel).</w:t>
+      </w:r>
+    </w:p>
+    <w:p>
+      <w:r>
+        <w:rPr>
+          <w:b/>
+        </w:rPr>
+        <w:t>Ключевые показатели по месяцам Года 1, сум</w:t>
+      </w:r>
+    </w:p>
+    <w:tbl>
+      <w:tblPr>
+        <w:tblStyle w:val="CkTable"/>
+        <w:tblW w:w="0" w:type="auto"/>
+        <w:tblLayout w:type="autofit"/>
+        <w:tblLook w:firstRow="1" w:lastRow="0" w:firstColumn="0" w:lastColumn="0" w:noHBand="0" w:noVBand="1"/>
+      </w:tblPr>
+      <w:tblGrid>
+        <w:gridCol/>
+        <w:gridCol/>
+        <w:gridCol/>
+        <w:gridCol/>
+        <w:gridCol/>
+      </w:tblGrid>
+      <w:tr>
+        <w:trPr>
+          <w:tblHeader/>
+        </w:trPr>
+        <w:tc>
+          <w:tcPr/>
+          <w:p>
+            <w:r>
+              <w:rPr>
+                <w:b/>
+              </w:rPr>
+              <w:t>Показатель</w:t>
+            </w:r>
+          </w:p>
+        </w:tc>
+        <w:tc>
+          <w:tcPr/>
+          <w:p>
+            <w:r>
+              <w:rPr>
+                <w:b/>
+              </w:rPr>
+              <w:t>Мес. 1</w:t>
+            </w:r>
+          </w:p>
+        </w:tc>
+        <w:tc>
+          <w:tcPr/>
+          <w:p>
+            <w:r>
+              <w:rPr>
+                <w:b/>
+              </w:rPr>
+              <w:t>Мес. 3</w:t>
+            </w:r>
+          </w:p>
+        </w:tc>
+        <w:tc>
+          <w:tcPr/>
+          <w:p>
+            <w:r>
+              <w:rPr>
+                <w:b/>
+              </w:rPr>
+              <w:t>Мес. 6</w:t>
+            </w:r>
+          </w:p>
+        </w:tc>
+        <w:tc>
+          <w:tcPr/>
+          <w:p>
+            <w:r>
+              <w:rPr>
+                <w:b/>
+              </w:rPr>
+              <w:t>Мес. 12</w:t>
+            </w:r>
+          </w:p>
+        </w:tc>
+      </w:tr>
+      <w:tr>
+        <w:tc>
+          <w:tcPr/>
+          <w:p>
+            <w:r>
+              <w:t>Выручка</w:t>
+            </w:r>
+          </w:p>
+        </w:tc>
+        <w:tc>
+          <w:tcPr/>
+          <w:p>
+            <w:r>
+              <w:t>117 500 000</w:t>
+            </w:r>
+          </w:p>
+        </w:tc>
+        <w:tc>
+          <w:tcPr/>
+          <w:p>
+            <w:r>
+              <w:t>183 300 000</w:t>
+            </w:r>
+          </w:p>
+        </w:tc>
+        <w:tc>
+          <w:tcPr/>
+          <w:p>
+            <w:r>
+              <w:t>235 000 000</w:t>
+            </w:r>
+          </w:p>
+        </w:tc>
+        <w:tc>
+          <w:tcPr/>
+          <w:p>
+            <w:r>
+              <w:t>252 435 795</w:t>
+            </w:r>
+          </w:p>
+        </w:tc>
+      </w:tr>
+      <w:tr>
+        <w:tc>
+          <w:tcPr/>
+          <w:p>
+            <w:r>
+              <w:t>Чистая прибыль</w:t>
+            </w:r>
+          </w:p>
+        </w:tc>
+        <w:tc>
+          <w:tcPr/>
+          <w:p>
+            <w:r>
+              <w:t>−81 358 333</w:t>
+            </w:r>
+          </w:p>
+        </w:tc>
+        <w:tc>
+          <w:tcPr/>
+          <w:p>
+            <w:r>
+              <w:t>−26 898 333</w:t>
+            </w:r>
+          </w:p>
+        </w:tc>
+        <w:tc>
+          <w:tcPr/>
+          <w:p>
+            <w:r>
+              <w:t>13 507 917</w:t>
+            </w:r>
+          </w:p>
+        </w:tc>
+        <w:tc>
+          <w:tcPr/>
+          <w:p>
+            <w:r>
+              <w:t>28 111 684</w:t>
+            </w:r>
+          </w:p>
+        </w:tc>
+      </w:tr>
+      <w:tr>
+        <w:tc>
+          <w:tcPr/>
+          <w:p>
+            <w:r>
+              <w:t>Остаток денежных средств на конец периода</w:t>
+            </w:r>
+          </w:p>
+        </w:tc>
+        <w:tc>
+          <w:tcPr/>
+          <w:p>
+            <w:r>
+              <w:t>141 055 000</w:t>
+            </w:r>
+          </w:p>
+        </w:tc>
+        <w:tc>
+          <w:tcPr/>
+          <w:p>
+            <w:r>
+              <w:t>23 790 000</w:t>
+            </w:r>
+          </w:p>
+        </w:tc>
+        <w:tc>
+          <w:tcPr/>
+          <w:p>
+            <w:r>
+              <w:t>26 816 250</w:t>
+            </w:r>
+          </w:p>
+        </w:tc>
+        <w:tc>
+          <w:tcPr/>
+          <w:p>
+            <w:r>
+              <w:t>50 453 715</w:t>
+            </w:r>
+          </w:p>
+        </w:tc>
+      </w:tr>
+    </w:tbl>
+    <w:p>
+      <w:r>
+        <w:rPr>
+          <w:rStyle w:val="CkCaption"/>
+          <w:i/>
+        </w:rPr>
+        <w:t>Денежный поток остаётся положительным весь Год 1 при условии, что собственный капитал инициатора действительно покрывает не только основные средства, но и нарастание дебиторской задолженности и запасов на период выхода на мощность (см. смету выше).</w:t>
+      </w:r>
+    </w:p>
+    <w:p>
+      <w:r>
+        <w:rPr>
+          <w:b/>
+        </w:rPr>
+        <w:t>Точка безубыточности</w:t>
+      </w:r>
+    </w:p>
+    <w:tbl>
+      <w:tblPr>
+        <w:tblStyle w:val="CkTable"/>
+        <w:tblW w:w="0" w:type="auto"/>
+        <w:tblLayout w:type="autofit"/>
+        <w:tblLook w:firstRow="1" w:lastRow="0" w:firstColumn="0" w:lastColumn="0" w:noHBand="0" w:noVBand="1"/>
+      </w:tblPr>
+      <w:tblGrid>
+        <w:gridCol/>
+        <w:gridCol/>
+      </w:tblGrid>
+      <w:tr>
+        <w:trPr>
+          <w:tblHeader/>
+        </w:trPr>
+        <w:tc>
+          <w:tcPr/>
+          <w:p>
+            <w:r>
+              <w:rPr>
+                <w:b/>
+              </w:rPr>
+              <w:t>Показатель</w:t>
+            </w:r>
+          </w:p>
+        </w:tc>
+        <w:tc>
+          <w:tcPr/>
+          <w:p>
+            <w:r>
+              <w:rPr>
+                <w:b/>
+              </w:rPr>
+              <w:t>Значение</w:t>
+            </w:r>
+          </w:p>
+        </w:tc>
+      </w:tr>
+      <w:tr>
+        <w:tc>
+          <w:tcPr/>
+          <w:p>
+            <w:r>
+              <w:t>Маржинальная рентабельность (вклад на покрытие)</w:t>
+            </w:r>
+          </w:p>
+        </w:tc>
+        <w:tc>
+          <w:tcPr/>
+          <w:p>
+            <w:r>
+              <w:t>82,8%</w:t>
+            </w:r>
+          </w:p>
+        </w:tc>
+      </w:tr>
+      <w:tr>
+        <w:tc>
+          <w:tcPr/>
+          <w:p>
+            <w:r>
+              <w:t>Постоянные затраты, сум/мес</w:t>
+            </w:r>
+          </w:p>
+        </w:tc>
+        <w:tc>
+          <w:tcPr/>
+          <w:p>
+            <w:r>
+              <w:t>155 508 333</w:t>
+            </w:r>
+          </w:p>
+        </w:tc>
+      </w:tr>
+      <w:tr>
+        <w:tc>
+          <w:tcPr/>
+          <w:p>
+            <w:r>
+              <w:t>Точка безубыточности по выручке, сум/мес</w:t>
+            </w:r>
+          </w:p>
+        </w:tc>
+        <w:tc>
+          <w:tcPr/>
+          <w:p>
+            <w:r>
+              <w:t>187 889 246</w:t>
+            </w:r>
+          </w:p>
+        </w:tc>
+      </w:tr>
+      <w:tr>
+        <w:tc>
+          <w:tcPr/>
+          <w:p>
+            <w:r>
+              <w:t>Точка безубыточности, % от проектной мощности</w:t>
+            </w:r>
+          </w:p>
+        </w:tc>
+        <w:tc>
+          <w:tcPr/>
+          <w:p>
+            <w:r>
+              <w:t>80,0%</w:t>
+            </w:r>
+          </w:p>
+        </w:tc>
+      </w:tr>
+    </w:tbl>
+    <w:p>
+      <w:r>
+        <w:rPr>
+          <w:b/>
+        </w:rPr>
+        <w:t>Срок окупаемости и эффективность</w:t>
+      </w:r>
+    </w:p>
+    <w:p>
+      <w:r>
+        <w:t>Срок окупаемости полной стоимости проекта (1 566 205 000 сум) по чистой прибыли на уровне проектной мощности (≈28 111 684 сум/мес к 12-му месяцу) — около 56 месяцев.</w:t>
+      </w:r>
+    </w:p>
+    <w:p>
+      <w:r>
+        <w:rPr>
+          <w:rStyle w:val="CkCaption"/>
+          <w:i/>
+        </w:rPr>
+        <w:t>NPV и IRR в приложенном Excel-файле рассчитаны только за Год 1 проекта (12 месяцев) — в течение этого периода компания обычно ещё не успевает полностью окупить стартовые вложения. IRR за 12 месяцев математически не определяется, когда денежный поток года ещё не покрывает инвестиции (лист «NPV и IRR» показывает «н/д» в этом случае) — это ожидаемо для капиталоёмких проектов и не является ошибкой расчёта. Для реальной заявки в банк расширьте период анализа на нужное количество лет.</w:t>
+      </w:r>
+    </w:p>
+    <w:p>
+      <w:r>
+        <w:t>[Впишите] Пересчитайте все показатели этого раздела на основе цен, ставок аренды/зарплат и объёмов продаж вашего проекта в вашем регионе — они автоматически обновятся и в приложенном Excel-файле.</w:t>
+      </w:r>
+    </w:p>
+    <w:p>
+      <w:pPr>
+        <w:pStyle w:val="Heading2"/>
+        <ck:id v="risks"/>
+      </w:pPr>
+      <w:bookmarkStart w:id="13" w:name="risks"/>
+      <w:r>
+        <w:t>Оценка рисков</w:t>
+      </w:r>
+      <w:bookmarkEnd w:id="13"/>
+    </w:p>
+    <w:p>
+      <w:r>
+        <w:rPr>
+          <w:rStyle w:val="CkCaption"/>
+          <w:i/>
+        </w:rPr>
+        <w:t>Веса ниже отражают ОТНОСИТЕЛЬНУЮ значимость рисков друг относительно друга (в сумме — 100%), а не вероятность в процентах; оценка — экспертная, по шкале от 1 (низкий риск) до 5 (высокий риск).</w:t>
+      </w:r>
+    </w:p>
+    <w:tbl>
+      <w:tblPr>
+        <w:tblStyle w:val="CkTable"/>
+        <w:tblW w:w="0" w:type="auto"/>
+        <w:tblLayout w:type="autofit"/>
+        <w:tblLook w:firstRow="1" w:lastRow="0" w:firstColumn="0" w:lastColumn="0" w:noHBand="0" w:noVBand="1"/>
+      </w:tblPr>
+      <w:tblGrid>
+        <w:gridCol/>
+        <w:gridCol/>
+        <w:gridCol/>
+        <w:gridCol/>
+        <w:gridCol/>
+      </w:tblGrid>
+      <w:tr>
+        <w:trPr>
+          <w:tblHeader/>
+        </w:trPr>
+        <w:tc>
+          <w:tcPr/>
+          <w:p>
+            <w:r>
+              <w:rPr>
+                <w:b/>
+              </w:rPr>
+              <w:t>Риск</w:t>
+            </w:r>
+          </w:p>
+        </w:tc>
+        <w:tc>
+          <w:tcPr/>
+          <w:p>
+            <w:r>
+              <w:rPr>
+                <w:b/>
+              </w:rPr>
+              <w:t>Вес, %</w:t>
+            </w:r>
+          </w:p>
+        </w:tc>
+        <w:tc>
+          <w:tcPr/>
+          <w:p>
+            <w:r>
+              <w:rPr>
+                <w:b/>
+              </w:rPr>
+              <w:t>Оценка (1-5)</w:t>
+            </w:r>
+          </w:p>
+        </w:tc>
+        <w:tc>
+          <w:tcPr/>
+          <w:p>
+            <w:r>
+              <w:rPr>
+                <w:b/>
+              </w:rPr>
+              <w:t>Взвешенный балл</w:t>
+            </w:r>
+          </w:p>
+        </w:tc>
+        <w:tc>
+          <w:tcPr/>
+          <w:p>
+            <w:r>
+              <w:rPr>
+                <w:b/>
+              </w:rPr>
+              <w:t>Меры снижения</w:t>
+            </w:r>
+          </w:p>
+        </w:tc>
+      </w:tr>
+      <w:tr>
+        <w:tc>
+          <w:tcPr/>
+          <w:p>
+            <w:r>
+              <w:t>Простой техники/склада при недозагрузке</w:t>
+            </w:r>
+          </w:p>
+        </w:tc>
+        <w:tc>
+          <w:tcPr/>
+          <w:p>
+            <w:r>
+              <w:t>20%</w:t>
+            </w:r>
+          </w:p>
+        </w:tc>
+        <w:tc>
+          <w:tcPr/>
+          <w:p>
+            <w:r>
+              <w:t>4</w:t>
+            </w:r>
+          </w:p>
+        </w:tc>
+        <w:tc>
+          <w:tcPr/>
+          <w:p>
+            <w:r>
+              <w:t>0,80</w:t>
+            </w:r>
+          </w:p>
+        </w:tc>
+        <w:tc>
+          <w:tcPr/>
+          <w:p>
+            <w:r>
+              <w:t>Долгосрочные контракты-якоря с 2-3 крупными клиентами на старте, гибкие тарифы под сезонность</w:t>
+            </w:r>
+          </w:p>
+        </w:tc>
+      </w:tr>
+      <w:tr>
+        <w:tc>
+          <w:tcPr/>
+          <w:p>
+            <w:r>
+              <w:t>Рост цен на топливо и запчасти для техники</w:t>
+            </w:r>
+          </w:p>
+        </w:tc>
+        <w:tc>
+          <w:tcPr/>
+          <w:p>
+            <w:r>
+              <w:t>15%</w:t>
+            </w:r>
+          </w:p>
+        </w:tc>
+        <w:tc>
+          <w:tcPr/>
+          <w:p>
+            <w:r>
+              <w:t>3</w:t>
+            </w:r>
+          </w:p>
+        </w:tc>
+        <w:tc>
+          <w:tcPr/>
+          <w:p>
+            <w:r>
+              <w:t>0,45</w:t>
+            </w:r>
+          </w:p>
+        </w:tc>
+        <w:tc>
+          <w:tcPr/>
+          <w:p>
+            <w:r>
+              <w:t>Топливные карты, оптимизация маршрутов, плановое ТО для снижения простоев</w:t>
+            </w:r>
+          </w:p>
+        </w:tc>
+      </w:tr>
+      <w:tr>
+        <w:tc>
+          <w:tcPr/>
+          <w:p>
+            <w:r>
+              <w:t>Порча скоропортящегося груза при сбое холодильной цепи</w:t>
+            </w:r>
+          </w:p>
+        </w:tc>
+        <w:tc>
+          <w:tcPr/>
+          <w:p>
+            <w:r>
+              <w:t>20%</w:t>
+            </w:r>
+          </w:p>
+        </w:tc>
+        <w:tc>
+          <w:tcPr/>
+          <w:p>
+            <w:r>
+              <w:t>3</w:t>
+            </w:r>
+          </w:p>
+        </w:tc>
+        <w:tc>
+          <w:tcPr/>
+          <w:p>
+            <w:r>
+              <w:t>0,60</w:t>
+            </w:r>
+          </w:p>
+        </w:tc>
+        <w:tc>
+          <w:tcPr/>
+          <w:p>
+            <w:r>
+              <w:t>Резервное электропитание для холодильных камер, страхование груза, мониторинг температуры</w:t>
+            </w:r>
+          </w:p>
+        </w:tc>
+      </w:tr>
+      <w:tr>
+        <w:tc>
+          <w:tcPr/>
+          <w:p>
+            <w:r>
+              <w:t>Изменение таможенных правил и процедур на границе</w:t>
+            </w:r>
+          </w:p>
+        </w:tc>
+        <w:tc>
+          <w:tcPr/>
+          <w:p>
+            <w:r>
+              <w:t>15%</w:t>
+            </w:r>
+          </w:p>
+        </w:tc>
+        <w:tc>
+          <w:tcPr/>
+          <w:p>
+            <w:r>
+              <w:t>2</w:t>
+            </w:r>
+          </w:p>
+        </w:tc>
+        <w:tc>
+          <w:tcPr/>
+          <w:p>
+            <w:r>
+              <w:t>0,30</w:t>
+            </w:r>
+          </w:p>
+        </w:tc>
+        <w:tc>
+          <w:tcPr/>
+          <w:p>
+            <w:r>
+              <w:t>Мониторинг регуляторики, работа с лицензированными таможенными брокерами</w:t>
+            </w:r>
+          </w:p>
+        </w:tc>
+      </w:tr>
+      <w:tr>
+        <w:tc>
+          <w:tcPr/>
+          <w:p>
+            <w:r>
+              <w:t>Низкая пропускная способность пограничных/таможенных пунктов</w:t>
+            </w:r>
+          </w:p>
+        </w:tc>
+        <w:tc>
+          <w:tcPr/>
+          <w:p>
+            <w:r>
+              <w:t>15%</w:t>
+            </w:r>
+          </w:p>
+        </w:tc>
+        <w:tc>
+          <w:tcPr/>
+          <w:p>
+            <w:r>
+              <w:t>2</w:t>
+            </w:r>
+          </w:p>
+        </w:tc>
+        <w:tc>
+          <w:tcPr/>
+          <w:p>
+            <w:r>
+              <w:t>0,30</w:t>
+            </w:r>
+          </w:p>
+        </w:tc>
+        <w:tc>
+          <w:tcPr/>
+          <w:p>
+            <w:r>
+              <w:t>Резервные маршруты и пункты пропуска, заблаговременное оформление документов</w:t>
+            </w:r>
+          </w:p>
+        </w:tc>
+      </w:tr>
+      <w:tr>
+        <w:tc>
+          <w:tcPr/>
+          <w:p>
+            <w:r>
+              <w:t>Дефицит квалифицированных водителей и складского персонала</w:t>
+            </w:r>
+          </w:p>
+        </w:tc>
+        <w:tc>
+          <w:tcPr/>
+          <w:p>
+            <w:r>
+              <w:t>15%</w:t>
+            </w:r>
+          </w:p>
+        </w:tc>
+        <w:tc>
+          <w:tcPr/>
+          <w:p>
+            <w:r>
+              <w:t>2</w:t>
+            </w:r>
+          </w:p>
+        </w:tc>
+        <w:tc>
+          <w:tcPr/>
+          <w:p>
+            <w:r>
+              <w:t>0,30</w:t>
+            </w:r>
+          </w:p>
+        </w:tc>
+        <w:tc>
+          <w:tcPr/>
+          <w:p>
+            <w:r>
+              <w:t>Конкурентная оплата труда, обучение на месте, партнёрство с автотранспортными колледжами</w:t>
+            </w:r>
+          </w:p>
+        </w:tc>
+      </w:tr>
+      <w:tr>
+        <w:tc>
+          <w:tcPr/>
+          <w:p>
+            <w:r>
+              <w:rPr>
+                <w:b/>
+              </w:rPr>
+              <w:t>ИТОГО</w:t>
+            </w:r>
+          </w:p>
+        </w:tc>
+        <w:tc>
+          <w:tcPr/>
+          <w:p>
+            <w:r>
+              <w:rPr>
+                <w:b/>
+              </w:rPr>
+              <w:t>100%</w:t>
+            </w:r>
+          </w:p>
+        </w:tc>
+        <w:tc>
+          <w:tcPr/>
+          <w:p/>
+        </w:tc>
+        <w:tc>
+          <w:tcPr/>
+          <w:p>
+            <w:r>
+              <w:rPr>
+                <w:b/>
+              </w:rPr>
+              <w:t>2,75 из 5</w:t>
+            </w:r>
+          </w:p>
+        </w:tc>
+        <w:tc>
+          <w:tcPr/>
+          <w:p/>
+        </w:tc>
+      </w:tr>
+    </w:tbl>
+    <w:p>
+      <w:r>
+        <w:t>Итоговая взвешенная оценка (2,75 из 5) отражает экспертную оценку совокупного уровня риска проекта.</w:t>
+      </w:r>
+    </w:p>
+    <w:p>
+      <w:r>
+        <w:t>[Впишите] Дополните таблицу своими рисками, специфичными для вашего проекта и региона, и пересчитайте веса.</w:t>
+      </w:r>
+    </w:p>
+    <w:p>
+      <w:pPr>
+        <w:pStyle w:val="Heading2"/>
+        <ck:id v="conclusion"/>
+      </w:pPr>
+      <w:bookmarkStart w:id="14" w:name="conclusion"/>
+      <w:r>
+        <w:t>Заключение</w:t>
+      </w:r>
+      <w:bookmarkEnd w:id="14"/>
+    </w:p>
+    <w:p>
+      <w:r>
+        <w:t>[Впишите] Краткий вывод: почему проект целесообразен, какую пользу он приносит региону/отрасли, и какое решение вы просите у банка/инвестора.</w:t>
+      </w:r>
+    </w:p>
     <w:sdt>
       <w:sdtPr>
         <w:tag w:val="clarkdown:div"/>
@@ -1224,30 +3283,14 @@
               <w:p>
                 <w:r>
                   <w:rPr>
-                    <w:b/>
+                    <w:rStyle w:val="CkKicker"/>
                   </w:rPr>
-                  <w:t>Ежемесячная прибыль:</w:t>
+                  <w:t>ПРИМЕР</w:t>
                 </w:r>
+              </w:p>
+              <w:p>
                 <w:r>
-                  <w:t xml:space="preserve"> 62 000 000 сум · </w:t>
-                </w:r>
-                <w:r>
-                  <w:rPr>
-                    <w:b/>
-                  </w:rPr>
-                  <w:t>Срок окупаемости:</w:t>
-                </w:r>
-                <w:r>
-                  <w:t xml:space="preserve"> 29,0 мес. · </w:t>
-                </w:r>
-                <w:r>
-                  <w:rPr>
-                    <w:b/>
-                  </w:rPr>
-                  <w:t>Рентабельность продаж:</w:t>
-                </w:r>
-                <w:r>
-                  <w:t xml:space="preserve"> 26,4%</w:t>
+                  <w:t>Проект закрывает отмечаемый отраслевыми обзорами дефицит современных холодильных складов класса «А» в Ташкентской области, создаёт 7 рабочих мест и снижает потери агроэкспортной продукции за счёт холодной цепи.</w:t>
                 </w:r>
               </w:p>
             </w:tc>
@@ -1255,183 +3298,6 @@
         </w:tbl>
       </w:sdtContent>
     </w:sdt>
-    <w:p>
-      <w:r>
-        <w:rPr>
-          <w:rStyle w:val="CkCaption"/>
-          <w:i/>
-        </w:rPr>
-        <w:t>Как считался этот пример: сумма стартовых статей точно совпадает с заявленными 1,8 млрд сум. При прибыли ≈62 млн сум/мес окупаемость ≈29 мес. — близко к заявленным ~30 мес.</w:t>
-      </w:r>
-    </w:p>
-    <w:p>
-      <w:r>
-        <w:t>[Впишите] Пересчитайте таблицы выше на основе цен, ставок аренды/зарплат и объёмов продаж вашего проекта в вашем регионе.</w:t>
-      </w:r>
-    </w:p>
-    <w:p>
-      <w:pPr>
-        <w:pStyle w:val="Heading2"/>
-        <ck:id v="risks"/>
-      </w:pPr>
-      <w:bookmarkStart w:id="10" w:name="risks"/>
-      <w:r>
-        <w:t>Риски и меры по их снижению</w:t>
-      </w:r>
-      <w:bookmarkEnd w:id="10"/>
-    </w:p>
-    <w:tbl>
-      <w:tblPr>
-        <w:tblStyle w:val="CkTable"/>
-        <w:tblW w:w="0" w:type="auto"/>
-        <w:tblLayout w:type="autofit"/>
-        <w:tblLook w:firstRow="1" w:lastRow="0" w:firstColumn="0" w:lastColumn="0" w:noHBand="0" w:noVBand="1"/>
-      </w:tblPr>
-      <w:tblGrid>
-        <w:gridCol/>
-        <w:gridCol/>
-      </w:tblGrid>
-      <w:tr>
-        <w:trPr>
-          <w:tblHeader/>
-        </w:trPr>
-        <w:tc>
-          <w:tcPr/>
-          <w:p>
-            <w:r>
-              <w:rPr>
-                <w:b/>
-              </w:rPr>
-              <w:t>Риск</w:t>
-            </w:r>
-          </w:p>
-        </w:tc>
-        <w:tc>
-          <w:tcPr/>
-          <w:p>
-            <w:r>
-              <w:rPr>
-                <w:b/>
-              </w:rPr>
-              <w:t>Меры снижения</w:t>
-            </w:r>
-          </w:p>
-        </w:tc>
-      </w:tr>
-      <w:tr>
-        <w:tc>
-          <w:tcPr/>
-          <w:p>
-            <w:r>
-              <w:t>Рост цен на топливо и запчасти для техники</w:t>
-            </w:r>
-          </w:p>
-        </w:tc>
-        <w:tc>
-          <w:tcPr/>
-          <w:p>
-            <w:r>
-              <w:t>Топливные карты, оптимизация маршрутов, плановое ТО для снижения простоев</w:t>
-            </w:r>
-          </w:p>
-        </w:tc>
-      </w:tr>
-      <w:tr>
-        <w:tc>
-          <w:tcPr/>
-          <w:p>
-            <w:r>
-              <w:t>Простой техники/склада при недозагрузке</w:t>
-            </w:r>
-          </w:p>
-        </w:tc>
-        <w:tc>
-          <w:tcPr/>
-          <w:p>
-            <w:r>
-              <w:t>Долгосрочные контракты-якоря с 2-3 крупными клиентами на старте, гибкие тарифы под сезонность</w:t>
-            </w:r>
-          </w:p>
-        </w:tc>
-      </w:tr>
-      <w:tr>
-        <w:tc>
-          <w:tcPr/>
-          <w:p>
-            <w:r>
-              <w:t>Изменение таможенных правил и процедур на границе</w:t>
-            </w:r>
-          </w:p>
-        </w:tc>
-        <w:tc>
-          <w:tcPr/>
-          <w:p>
-            <w:r>
-              <w:t>Мониторинг регуляторики, работа с лицензированными таможенными брокерами</w:t>
-            </w:r>
-          </w:p>
-        </w:tc>
-      </w:tr>
-      <w:tr>
-        <w:tc>
-          <w:tcPr/>
-          <w:p>
-            <w:r>
-              <w:t>Низкая пропускная способность пограничных/таможенных пунктов</w:t>
-            </w:r>
-          </w:p>
-        </w:tc>
-        <w:tc>
-          <w:tcPr/>
-          <w:p>
-            <w:r>
-              <w:t>Резервные маршруты и пункты пропуска, заблаговременное оформление документов</w:t>
-            </w:r>
-          </w:p>
-        </w:tc>
-      </w:tr>
-      <w:tr>
-        <w:tc>
-          <w:tcPr/>
-          <w:p>
-            <w:r>
-              <w:t>Порча скоропортящегося груза при сбое холодильной цепи</w:t>
-            </w:r>
-          </w:p>
-        </w:tc>
-        <w:tc>
-          <w:tcPr/>
-          <w:p>
-            <w:r>
-              <w:t>Резервное электропитание для холодильных камер, страхование груза, мониторинг температуры</w:t>
-            </w:r>
-          </w:p>
-        </w:tc>
-      </w:tr>
-      <w:tr>
-        <w:tc>
-          <w:tcPr/>
-          <w:p>
-            <w:r>
-              <w:t>Дефицит квалифицированных водителей и складского персонала</w:t>
-            </w:r>
-          </w:p>
-        </w:tc>
-        <w:tc>
-          <w:tcPr/>
-          <w:p>
-            <w:r>
-              <w:t>Конкурентная оплата труда, обучение на месте, партнёрство с автотранспортными колледжами</w:t>
-            </w:r>
-          </w:p>
-        </w:tc>
-      </w:tr>
-    </w:tbl>
-    <w:p>
-      <w:r>
-        <w:t>[Впишите] Дополните таблицу своими рисками, специфичными для вашего проекта и региона.</w:t>
-      </w:r>
-    </w:p>
     <w:sectPr>
       <ck:section v="1:||margins=1.1in,size=letter"/>
       <w:footerReference w:type="default" r:id="rIdHf1"/>
